--- a/clients/styldmelbourne.com.au/styldmelbourne.com.au (Approved).docx
+++ b/clients/styldmelbourne.com.au/styldmelbourne.com.au (Approved).docx
@@ -171,6 +171,16 @@
         <w:rPr>
           <w:rtl w:val="0"/>
         </w:rPr>
+      </w:r>
+    </w:p>
+    <w:p>
+      <w:pPr>
+        <w:rPr/>
+      </w:pPr>
+      <w:r>
+        <w:rPr>
+          <w:rtl w:val="0"/>
+        </w:rPr>
         <w:t xml:space="preserve">Meta Title: Home Staging Melbourne | STYLD MELBOURNE</w:t>
       </w:r>
     </w:p>
@@ -193,6 +203,16 @@
           <w:rtl w:val="0"/>
         </w:rPr>
         <w:t xml:space="preserve">Meta Description: Home staging Melbourne by STYLD. Tailored full and partial property styling for stronger buyer appeal and better sale outcomes. Free in-person quote.</w:t>
+      </w:r>
+    </w:p>
+    <w:p>
+      <w:pPr>
+        <w:rPr/>
+      </w:pPr>
+      <w:r>
+        <w:rPr>
+          <w:rtl w:val="0"/>
+        </w:rPr>
       </w:r>
     </w:p>
     <w:p>
@@ -448,7 +468,7 @@
         <w:rPr>
           <w:rtl w:val="0"/>
         </w:rPr>
-        <w:t xml:space="preserve">Furniture, artwork and styling pieces delivered and installed.</w:t>
+        <w:t xml:space="preserve">Furniture and styling pieces delivered and installed.</w:t>
       </w:r>
     </w:p>
     <w:p>
@@ -636,7 +656,7 @@
         <w:rPr>
           <w:rtl w:val="0"/>
         </w:rPr>
-        <w:t xml:space="preserve">Artwork curation and installation</w:t>
+        <w:t xml:space="preserve">Fresh florals and greenery (add-on options)</w:t>
       </w:r>
     </w:p>
     <w:p>
@@ -654,7 +674,7 @@
         <w:rPr>
           <w:rtl w:val="0"/>
         </w:rPr>
-        <w:t xml:space="preserve">Fresh florals and greenery</w:t>
+        <w:t xml:space="preserve">Furniture delivery, installation </w:t>
       </w:r>
     </w:p>
     <w:p>
@@ -672,7 +692,7 @@
         <w:rPr>
           <w:rtl w:val="0"/>
         </w:rPr>
-        <w:t xml:space="preserve">Furniture delivery, installation </w:t>
+        <w:t xml:space="preserve">Installation of rugs, lighting and styling pieces</w:t>
       </w:r>
     </w:p>
     <w:p>
@@ -690,7 +710,7 @@
         <w:rPr>
           <w:rtl w:val="0"/>
         </w:rPr>
-        <w:t xml:space="preserve">Installation of rugs, lighting and styling pieces</w:t>
+        <w:t xml:space="preserve">Bespoke styling concepts and quotes</w:t>
       </w:r>
     </w:p>
     <w:p>
@@ -708,24 +728,6 @@
         <w:rPr>
           <w:rtl w:val="0"/>
         </w:rPr>
-        <w:t xml:space="preserve">Bespoke styling concepts and quotes</w:t>
-      </w:r>
-    </w:p>
-    <w:p>
-      <w:pPr>
-        <w:numPr>
-          <w:ilvl w:val="0"/>
-          <w:numId w:val="23"/>
-        </w:numPr>
-        <w:ind w:left="720" w:hanging="360"/>
-        <w:rPr>
-          <w:u w:val="none"/>
-        </w:rPr>
-      </w:pPr>
-      <w:r>
-        <w:rPr>
-          <w:rtl w:val="0"/>
-        </w:rPr>
         <w:t xml:space="preserve">Six-week campaign styling</w:t>
       </w:r>
     </w:p>
@@ -778,12 +780,14 @@
         <w:rPr>
           <w:b w:val="1"/>
           <w:bCs w:val="1"/>
-        </w:rPr>
-      </w:pPr>
-      <w:r>
-        <w:rPr>
-          <w:b w:val="1"/>
-          <w:bCs w:val="1"/>
+          <w:highlight w:val="yellow"/>
+        </w:rPr>
+      </w:pPr>
+      <w:r>
+        <w:rPr>
+          <w:b w:val="1"/>
+          <w:bCs w:val="1"/>
+          <w:highlight w:val="yellow"/>
           <w:rtl w:val="0"/>
         </w:rPr>
         <w:t xml:space="preserve">H2: Property Styling Packages for Melbourne Homes</w:t>
@@ -791,20 +795,25 @@
     </w:p>
     <w:p>
       <w:pPr>
-        <w:rPr/>
-      </w:pPr>
-      <w:r>
-        <w:rPr>
-          <w:rtl w:val="0"/>
-        </w:rPr>
-      </w:r>
-    </w:p>
-    <w:p>
-      <w:pPr>
-        <w:rPr/>
-      </w:pPr>
-      <w:r>
-        <w:rPr>
+        <w:rPr>
+          <w:highlight w:val="yellow"/>
+        </w:rPr>
+      </w:pPr>
+      <w:r>
+        <w:rPr>
+          <w:rtl w:val="0"/>
+        </w:rPr>
+      </w:r>
+    </w:p>
+    <w:p>
+      <w:pPr>
+        <w:rPr>
+          <w:highlight w:val="yellow"/>
+        </w:rPr>
+      </w:pPr>
+      <w:r>
+        <w:rPr>
+          <w:highlight w:val="yellow"/>
           <w:rtl w:val="0"/>
         </w:rPr>
         <w:t xml:space="preserve">At STYLD, we offer three distinct package tiers. Each one is crafted to suit a different kind of home and campaign strategy across Melbourne.</w:t>
@@ -812,7 +821,9 @@
     </w:p>
     <w:p>
       <w:pPr>
-        <w:rPr/>
+        <w:rPr>
+          <w:highlight w:val="yellow"/>
+        </w:rPr>
       </w:pPr>
       <w:r>
         <w:rPr>
@@ -828,19 +839,21 @@
         </w:numPr>
         <w:ind w:left="720" w:hanging="360"/>
         <w:rPr>
-          <w:u w:val="none"/>
-        </w:rPr>
-      </w:pPr>
-      <w:r>
-        <w:rPr>
-          <w:b w:val="1"/>
-          <w:bCs w:val="1"/>
+          <w:highlight w:val="yellow"/>
+        </w:rPr>
+      </w:pPr>
+      <w:r>
+        <w:rPr>
+          <w:b w:val="1"/>
+          <w:bCs w:val="1"/>
+          <w:highlight w:val="yellow"/>
           <w:rtl w:val="0"/>
         </w:rPr>
         <w:t xml:space="preserve">Market Ready</w:t>
       </w:r>
       <w:r>
         <w:rPr>
+          <w:highlight w:val="yellow"/>
           <w:rtl w:val="0"/>
         </w:rPr>
         <w:t xml:space="preserve">: best suited to rental listings and mid-range homes that need a clean, professional presentation.</w:t>
@@ -854,19 +867,21 @@
         </w:numPr>
         <w:ind w:left="720" w:hanging="360"/>
         <w:rPr>
-          <w:u w:val="none"/>
-        </w:rPr>
-      </w:pPr>
-      <w:r>
-        <w:rPr>
-          <w:b w:val="1"/>
-          <w:bCs w:val="1"/>
+          <w:highlight w:val="yellow"/>
+        </w:rPr>
+      </w:pPr>
+      <w:r>
+        <w:rPr>
+          <w:b w:val="1"/>
+          <w:bCs w:val="1"/>
+          <w:highlight w:val="yellow"/>
           <w:rtl w:val="0"/>
         </w:rPr>
         <w:t xml:space="preserve">Signature</w:t>
       </w:r>
       <w:r>
         <w:rPr>
+          <w:highlight w:val="yellow"/>
           <w:rtl w:val="0"/>
         </w:rPr>
         <w:t xml:space="preserve">: our most popular package, designed for residential sales aiming to spark an emotional response from buyers.</w:t>
@@ -880,19 +895,21 @@
         </w:numPr>
         <w:ind w:left="720" w:hanging="360"/>
         <w:rPr>
-          <w:u w:val="none"/>
-        </w:rPr>
-      </w:pPr>
-      <w:r>
-        <w:rPr>
-          <w:b w:val="1"/>
-          <w:bCs w:val="1"/>
+          <w:highlight w:val="yellow"/>
+        </w:rPr>
+      </w:pPr>
+      <w:r>
+        <w:rPr>
+          <w:b w:val="1"/>
+          <w:bCs w:val="1"/>
+          <w:highlight w:val="yellow"/>
           <w:rtl w:val="0"/>
         </w:rPr>
         <w:t xml:space="preserve">Premium</w:t>
       </w:r>
       <w:r>
         <w:rPr>
+          <w:highlight w:val="yellow"/>
           <w:rtl w:val="0"/>
         </w:rPr>
         <w:t xml:space="preserve">: ideal for high-end homes and developments wanting a refined, show-home feel with elevated finishes throughout.</w:t>
@@ -900,20 +917,25 @@
     </w:p>
     <w:p>
       <w:pPr>
-        <w:rPr/>
-      </w:pPr>
-      <w:r>
-        <w:rPr>
-          <w:rtl w:val="0"/>
-        </w:rPr>
-      </w:r>
-    </w:p>
-    <w:p>
-      <w:pPr>
-        <w:rPr/>
-      </w:pPr>
-      <w:r>
-        <w:rPr>
+        <w:rPr>
+          <w:highlight w:val="yellow"/>
+        </w:rPr>
+      </w:pPr>
+      <w:r>
+        <w:rPr>
+          <w:rtl w:val="0"/>
+        </w:rPr>
+      </w:r>
+    </w:p>
+    <w:p>
+      <w:pPr>
+        <w:rPr>
+          <w:highlight w:val="yellow"/>
+        </w:rPr>
+      </w:pPr>
+      <w:r>
+        <w:rPr>
+          <w:highlight w:val="yellow"/>
           <w:rtl w:val="0"/>
         </w:rPr>
         <w:t xml:space="preserve">Planning to sell an occupied home? Partial styling often works better than a full installation, layering selected pieces in to lift the overall presentation without uprooting anyone.</w:t>
@@ -1070,7 +1092,7 @@
         <w:rPr>
           <w:rtl w:val="0"/>
         </w:rPr>
-        <w:t xml:space="preserve">Studio-level artwork, fresh florals and feature lighting included</w:t>
+        <w:t xml:space="preserve">Studio-level artwork, fresh florals and feature lighting (as add-ons)</w:t>
       </w:r>
     </w:p>
     <w:p>
@@ -1089,24 +1111,6 @@
           <w:rtl w:val="0"/>
         </w:rPr>
         <w:t xml:space="preserve">Free quotes with in-person walkthroughs led by a stylist with years of industry experience</w:t>
-      </w:r>
-    </w:p>
-    <w:p>
-      <w:pPr>
-        <w:numPr>
-          <w:ilvl w:val="0"/>
-          <w:numId w:val="49"/>
-        </w:numPr>
-        <w:ind w:left="720" w:hanging="360"/>
-        <w:rPr>
-          <w:u w:val="none"/>
-        </w:rPr>
-      </w:pPr>
-      <w:r>
-        <w:rPr>
-          <w:rtl w:val="0"/>
-        </w:rPr>
-        <w:t xml:space="preserve">Artwork separately insured, at no cost to you</w:t>
       </w:r>
     </w:p>
     <w:p>
@@ -2004,15 +2008,18 @@
           <w:numId w:val="34"/>
         </w:numPr>
         <w:ind w:left="720" w:hanging="360"/>
-        <w:rPr>
-          <w:u w:val="none"/>
-        </w:rPr>
-      </w:pPr>
-      <w:r>
-        <w:rPr>
-          <w:rtl w:val="0"/>
-        </w:rPr>
-        <w:t xml:space="preserve">Furniture delivery, installation and mid-campaign swaps</w:t>
+        <w:rPr/>
+      </w:pPr>
+      <w:r>
+        <w:rPr>
+          <w:rtl w:val="0"/>
+        </w:rPr>
+        <w:t xml:space="preserve">Furniture delivery and installation</w:t>
+      </w:r>
+      <w:r>
+        <w:rPr>
+          <w:rtl w:val="0"/>
+        </w:rPr>
       </w:r>
     </w:p>
     <w:p>
@@ -2030,7 +2037,7 @@
         <w:rPr>
           <w:rtl w:val="0"/>
         </w:rPr>
-        <w:t xml:space="preserve">Studio-level artwork curation</w:t>
+        <w:t xml:space="preserve">Rugs, lighting and decorative styling pieces</w:t>
       </w:r>
     </w:p>
     <w:p>
@@ -2048,7 +2055,7 @@
         <w:rPr>
           <w:rtl w:val="0"/>
         </w:rPr>
-        <w:t xml:space="preserve">Rugs, lighting and decorative styling pieces</w:t>
+        <w:t xml:space="preserve">Fresh florals and greenery (add-on options)</w:t>
       </w:r>
     </w:p>
     <w:p>
@@ -2066,24 +2073,6 @@
         <w:rPr>
           <w:rtl w:val="0"/>
         </w:rPr>
-        <w:t xml:space="preserve">Fresh florals and greenery</w:t>
-      </w:r>
-    </w:p>
-    <w:p>
-      <w:pPr>
-        <w:numPr>
-          <w:ilvl w:val="0"/>
-          <w:numId w:val="34"/>
-        </w:numPr>
-        <w:ind w:left="720" w:hanging="360"/>
-        <w:rPr>
-          <w:u w:val="none"/>
-        </w:rPr>
-      </w:pPr>
-      <w:r>
-        <w:rPr>
-          <w:rtl w:val="0"/>
-        </w:rPr>
         <w:t xml:space="preserve">Six-week campaign styling, with extension options available</w:t>
       </w:r>
     </w:p>
@@ -2223,7 +2212,7 @@
         <w:rPr>
           <w:rtl w:val="0"/>
         </w:rPr>
-        <w:t xml:space="preserve">Addition of furniture, artwork, rugs, lighting and styling pieces.</w:t>
+        <w:t xml:space="preserve">Furniture, rugs, lighting and styling pieces.</w:t>
       </w:r>
     </w:p>
     <w:p>
@@ -2290,12 +2279,14 @@
         <w:rPr>
           <w:b w:val="1"/>
           <w:bCs w:val="1"/>
-        </w:rPr>
-      </w:pPr>
-      <w:r>
-        <w:rPr>
-          <w:b w:val="1"/>
-          <w:bCs w:val="1"/>
+          <w:highlight w:val="yellow"/>
+        </w:rPr>
+      </w:pPr>
+      <w:r>
+        <w:rPr>
+          <w:b w:val="1"/>
+          <w:bCs w:val="1"/>
+          <w:highlight w:val="yellow"/>
           <w:rtl w:val="0"/>
         </w:rPr>
         <w:t xml:space="preserve">H2: Styling Packages for Every Melbourne Property</w:t>
@@ -2303,20 +2294,25 @@
     </w:p>
     <w:p>
       <w:pPr>
-        <w:rPr/>
-      </w:pPr>
-      <w:r>
-        <w:rPr>
-          <w:rtl w:val="0"/>
-        </w:rPr>
-      </w:r>
-    </w:p>
-    <w:p>
-      <w:pPr>
-        <w:rPr/>
-      </w:pPr>
-      <w:r>
-        <w:rPr>
+        <w:rPr>
+          <w:highlight w:val="yellow"/>
+        </w:rPr>
+      </w:pPr>
+      <w:r>
+        <w:rPr>
+          <w:rtl w:val="0"/>
+        </w:rPr>
+      </w:r>
+    </w:p>
+    <w:p>
+      <w:pPr>
+        <w:rPr>
+          <w:highlight w:val="yellow"/>
+        </w:rPr>
+      </w:pPr>
+      <w:r>
+        <w:rPr>
+          <w:highlight w:val="yellow"/>
           <w:rtl w:val="0"/>
         </w:rPr>
         <w:t xml:space="preserve">STYLD offers three distinct tiers, each suited to different homes and sale strategies across Melbourne.</w:t>
@@ -2324,7 +2320,9 @@
     </w:p>
     <w:p>
       <w:pPr>
-        <w:rPr/>
+        <w:rPr>
+          <w:highlight w:val="yellow"/>
+        </w:rPr>
       </w:pPr>
       <w:r>
         <w:rPr>
@@ -2340,19 +2338,21 @@
         </w:numPr>
         <w:ind w:left="720" w:hanging="360"/>
         <w:rPr>
-          <w:u w:val="none"/>
-        </w:rPr>
-      </w:pPr>
-      <w:r>
-        <w:rPr>
-          <w:b w:val="1"/>
-          <w:bCs w:val="1"/>
+          <w:highlight w:val="yellow"/>
+        </w:rPr>
+      </w:pPr>
+      <w:r>
+        <w:rPr>
+          <w:b w:val="1"/>
+          <w:bCs w:val="1"/>
+          <w:highlight w:val="yellow"/>
           <w:rtl w:val="0"/>
         </w:rPr>
         <w:t xml:space="preserve">Market Ready</w:t>
       </w:r>
       <w:r>
         <w:rPr>
+          <w:highlight w:val="yellow"/>
           <w:rtl w:val="0"/>
         </w:rPr>
         <w:t xml:space="preserve">: a clean, professional finish for rental listings to mid-range homes.</w:t>
@@ -2366,19 +2366,21 @@
         </w:numPr>
         <w:ind w:left="720" w:hanging="360"/>
         <w:rPr>
-          <w:u w:val="none"/>
-        </w:rPr>
-      </w:pPr>
-      <w:r>
-        <w:rPr>
-          <w:b w:val="1"/>
-          <w:bCs w:val="1"/>
+          <w:highlight w:val="yellow"/>
+        </w:rPr>
+      </w:pPr>
+      <w:r>
+        <w:rPr>
+          <w:b w:val="1"/>
+          <w:bCs w:val="1"/>
+          <w:highlight w:val="yellow"/>
           <w:rtl w:val="0"/>
         </w:rPr>
         <w:t xml:space="preserve">Signature</w:t>
       </w:r>
       <w:r>
         <w:rPr>
+          <w:highlight w:val="yellow"/>
           <w:rtl w:val="0"/>
         </w:rPr>
         <w:t xml:space="preserve">: our most popular option, crafted for residential sales with curated gallery artwork to draw an emotional pull with buyers.</w:t>
@@ -2392,19 +2394,21 @@
         </w:numPr>
         <w:ind w:left="720" w:hanging="360"/>
         <w:rPr>
-          <w:u w:val="none"/>
-        </w:rPr>
-      </w:pPr>
-      <w:r>
-        <w:rPr>
-          <w:b w:val="1"/>
-          <w:bCs w:val="1"/>
+          <w:highlight w:val="yellow"/>
+        </w:rPr>
+      </w:pPr>
+      <w:r>
+        <w:rPr>
+          <w:b w:val="1"/>
+          <w:bCs w:val="1"/>
+          <w:highlight w:val="yellow"/>
           <w:rtl w:val="0"/>
         </w:rPr>
         <w:t xml:space="preserve">Premium</w:t>
       </w:r>
       <w:r>
         <w:rPr>
+          <w:highlight w:val="yellow"/>
           <w:rtl w:val="0"/>
         </w:rPr>
         <w:t xml:space="preserve">: built for high-end homes and developments wanting a show-home presentation.</w:t>
@@ -2561,7 +2565,7 @@
         <w:rPr>
           <w:rtl w:val="0"/>
         </w:rPr>
-        <w:t xml:space="preserve">Studio-level artwork, fresh florals and feature lighting included</w:t>
+        <w:t xml:space="preserve">Studio-level artwork, fresh florals and feature lighting (add-on options)</w:t>
       </w:r>
     </w:p>
     <w:p>
@@ -2887,7 +2891,7 @@
         <w:rPr>
           <w:rtl w:val="0"/>
         </w:rPr>
-        <w:t xml:space="preserve">Yes. Furniture, rugs, lighting, styling pieces, studio-level artwork, fresh or faux florals and greenery are all part of every project.</w:t>
+        <w:t xml:space="preserve">We can as an add-on, however it's best to check with us directly. Furniture, rugs, lighting, styling pieces, studio-level artwork, fresh or faux florals and greenery can be additional aspects of the styling service.</w:t>
       </w:r>
     </w:p>
     <w:p>
@@ -3535,7 +3539,7 @@
         <w:rPr>
           <w:rtl w:val="0"/>
         </w:rPr>
-        <w:t xml:space="preserve">Artwork curation and installation</w:t>
+        <w:t xml:space="preserve">Fresh florals, artwork and greenery (as add-ons)</w:t>
       </w:r>
     </w:p>
     <w:p>
@@ -3545,15 +3549,13 @@
           <w:numId w:val="31"/>
         </w:numPr>
         <w:ind w:left="720" w:hanging="360"/>
-        <w:rPr>
-          <w:u w:val="none"/>
-        </w:rPr>
-      </w:pPr>
-      <w:r>
-        <w:rPr>
-          <w:rtl w:val="0"/>
-        </w:rPr>
-        <w:t xml:space="preserve">Fresh florals and greenery</w:t>
+        <w:rPr/>
+      </w:pPr>
+      <w:r>
+        <w:rPr>
+          <w:rtl w:val="0"/>
+        </w:rPr>
+        <w:t xml:space="preserve">Furniture installation</w:t>
       </w:r>
     </w:p>
     <w:p>
@@ -3571,7 +3573,7 @@
         <w:rPr>
           <w:rtl w:val="0"/>
         </w:rPr>
-        <w:t xml:space="preserve">Furniture delivery, installation and swaps</w:t>
+        <w:t xml:space="preserve">Installation of rugs, lighting and styling pieces</w:t>
       </w:r>
     </w:p>
     <w:p>
@@ -3589,24 +3591,6 @@
         <w:rPr>
           <w:rtl w:val="0"/>
         </w:rPr>
-        <w:t xml:space="preserve">Installation of rugs, lighting and styling pieces</w:t>
-      </w:r>
-    </w:p>
-    <w:p>
-      <w:pPr>
-        <w:numPr>
-          <w:ilvl w:val="0"/>
-          <w:numId w:val="31"/>
-        </w:numPr>
-        <w:ind w:left="720" w:hanging="360"/>
-        <w:rPr>
-          <w:u w:val="none"/>
-        </w:rPr>
-      </w:pPr>
-      <w:r>
-        <w:rPr>
-          <w:rtl w:val="0"/>
-        </w:rPr>
         <w:t xml:space="preserve">Six-week campaign styling, with tailored concepts and quotes</w:t>
       </w:r>
     </w:p>
@@ -3635,12 +3619,14 @@
         <w:rPr>
           <w:b w:val="1"/>
           <w:bCs w:val="1"/>
-        </w:rPr>
-      </w:pPr>
-      <w:r>
-        <w:rPr>
-          <w:b w:val="1"/>
-          <w:bCs w:val="1"/>
+          <w:highlight w:val="yellow"/>
+        </w:rPr>
+      </w:pPr>
+      <w:r>
+        <w:rPr>
+          <w:b w:val="1"/>
+          <w:bCs w:val="1"/>
+          <w:highlight w:val="yellow"/>
           <w:rtl w:val="0"/>
         </w:rPr>
         <w:t xml:space="preserve">H2: Furniture Staging Packages for Melbourne Homes</w:t>
@@ -3648,20 +3634,25 @@
     </w:p>
     <w:p>
       <w:pPr>
-        <w:rPr/>
-      </w:pPr>
-      <w:r>
-        <w:rPr>
-          <w:rtl w:val="0"/>
-        </w:rPr>
-      </w:r>
-    </w:p>
-    <w:p>
-      <w:pPr>
-        <w:rPr/>
-      </w:pPr>
-      <w:r>
-        <w:rPr>
+        <w:rPr>
+          <w:highlight w:val="yellow"/>
+        </w:rPr>
+      </w:pPr>
+      <w:r>
+        <w:rPr>
+          <w:rtl w:val="0"/>
+        </w:rPr>
+      </w:r>
+    </w:p>
+    <w:p>
+      <w:pPr>
+        <w:rPr>
+          <w:highlight w:val="yellow"/>
+        </w:rPr>
+      </w:pPr>
+      <w:r>
+        <w:rPr>
+          <w:highlight w:val="yellow"/>
           <w:rtl w:val="0"/>
         </w:rPr>
         <w:t xml:space="preserve">We offer three package tiers. Each one targets a different kind of home and a different sale strategy.</w:t>
@@ -3669,28 +3660,34 @@
     </w:p>
     <w:p>
       <w:pPr>
-        <w:rPr/>
-      </w:pPr>
-      <w:r>
-        <w:rPr>
-          <w:rtl w:val="0"/>
-        </w:rPr>
-      </w:r>
-    </w:p>
-    <w:p>
-      <w:pPr>
-        <w:rPr/>
-      </w:pPr>
-      <w:r>
-        <w:rPr>
-          <w:b w:val="1"/>
-          <w:bCs w:val="1"/>
+        <w:rPr>
+          <w:highlight w:val="yellow"/>
+        </w:rPr>
+      </w:pPr>
+      <w:r>
+        <w:rPr>
+          <w:rtl w:val="0"/>
+        </w:rPr>
+      </w:r>
+    </w:p>
+    <w:p>
+      <w:pPr>
+        <w:rPr>
+          <w:highlight w:val="yellow"/>
+        </w:rPr>
+      </w:pPr>
+      <w:r>
+        <w:rPr>
+          <w:b w:val="1"/>
+          <w:bCs w:val="1"/>
+          <w:highlight w:val="yellow"/>
           <w:rtl w:val="0"/>
         </w:rPr>
         <w:t xml:space="preserve">Market Ready</w:t>
       </w:r>
       <w:r>
         <w:rPr>
+          <w:highlight w:val="yellow"/>
           <w:rtl w:val="0"/>
         </w:rPr>
         <w:t xml:space="preserve">: Best suited to rental listings to mid-range homes that need a clean, professional presentation.</w:t>
@@ -3698,18 +3695,22 @@
     </w:p>
     <w:p>
       <w:pPr>
-        <w:rPr/>
-      </w:pPr>
-      <w:r>
-        <w:rPr>
-          <w:b w:val="1"/>
-          <w:bCs w:val="1"/>
+        <w:rPr>
+          <w:highlight w:val="yellow"/>
+        </w:rPr>
+      </w:pPr>
+      <w:r>
+        <w:rPr>
+          <w:b w:val="1"/>
+          <w:bCs w:val="1"/>
+          <w:highlight w:val="yellow"/>
           <w:rtl w:val="0"/>
         </w:rPr>
         <w:t xml:space="preserve">Signature</w:t>
       </w:r>
       <w:r>
         <w:rPr>
+          <w:highlight w:val="yellow"/>
           <w:rtl w:val="0"/>
         </w:rPr>
         <w:t xml:space="preserve">: Our most popular package, built for residential sales where the goal is an emotional connection with buyers and driving up perceived value.</w:t>
@@ -3717,18 +3718,22 @@
     </w:p>
     <w:p>
       <w:pPr>
-        <w:rPr/>
-      </w:pPr>
-      <w:r>
-        <w:rPr>
-          <w:b w:val="1"/>
-          <w:bCs w:val="1"/>
+        <w:rPr>
+          <w:highlight w:val="yellow"/>
+        </w:rPr>
+      </w:pPr>
+      <w:r>
+        <w:rPr>
+          <w:b w:val="1"/>
+          <w:bCs w:val="1"/>
+          <w:highlight w:val="yellow"/>
           <w:rtl w:val="0"/>
         </w:rPr>
         <w:t xml:space="preserve">Premium</w:t>
       </w:r>
       <w:r>
         <w:rPr>
+          <w:highlight w:val="yellow"/>
           <w:rtl w:val="0"/>
         </w:rPr>
         <w:t xml:space="preserve">: Designed for high-end homes and developments chasing a refined, show-home feel throughout.</w:t>
@@ -3736,20 +3741,25 @@
     </w:p>
     <w:p>
       <w:pPr>
-        <w:rPr/>
-      </w:pPr>
-      <w:r>
-        <w:rPr>
-          <w:rtl w:val="0"/>
-        </w:rPr>
-      </w:r>
-    </w:p>
-    <w:p>
-      <w:pPr>
-        <w:rPr/>
-      </w:pPr>
-      <w:r>
-        <w:rPr>
+        <w:rPr>
+          <w:highlight w:val="yellow"/>
+        </w:rPr>
+      </w:pPr>
+      <w:r>
+        <w:rPr>
+          <w:rtl w:val="0"/>
+        </w:rPr>
+      </w:r>
+    </w:p>
+    <w:p>
+      <w:pPr>
+        <w:rPr>
+          <w:highlight w:val="yellow"/>
+        </w:rPr>
+      </w:pPr>
+      <w:r>
+        <w:rPr>
+          <w:highlight w:val="yellow"/>
           <w:rtl w:val="0"/>
         </w:rPr>
         <w:t xml:space="preserve">We also work with occupied homes, where partial furniture styling can be a smarter fit than a complete install.</w:t>
@@ -3888,7 +3898,7 @@
         <w:rPr>
           <w:rtl w:val="0"/>
         </w:rPr>
-        <w:t xml:space="preserve">Studio-level artwork, premium furniture and curated styling pieces included</w:t>
+        <w:t xml:space="preserve">Outdoor staging available when needed</w:t>
       </w:r>
     </w:p>
     <w:p>
@@ -3906,7 +3916,7 @@
         <w:rPr>
           <w:rtl w:val="0"/>
         </w:rPr>
-        <w:t xml:space="preserve">Outdoor staging available when needed</w:t>
+        <w:t xml:space="preserve">Free in-person walkthroughs and quotes across Melbourne</w:t>
       </w:r>
     </w:p>
     <w:p>
@@ -3924,24 +3934,6 @@
         <w:rPr>
           <w:rtl w:val="0"/>
         </w:rPr>
-        <w:t xml:space="preserve">Free in-person walkthroughs and quotes across Melbourne</w:t>
-      </w:r>
-    </w:p>
-    <w:p>
-      <w:pPr>
-        <w:numPr>
-          <w:ilvl w:val="0"/>
-          <w:numId w:val="20"/>
-        </w:numPr>
-        <w:ind w:left="720" w:hanging="360"/>
-        <w:rPr>
-          <w:u w:val="none"/>
-        </w:rPr>
-      </w:pPr>
-      <w:r>
-        <w:rPr>
-          <w:rtl w:val="0"/>
-        </w:rPr>
         <w:t xml:space="preserve">Extra support: cleaning, storage, maintenance and landscaping coordination</w:t>
       </w:r>
     </w:p>
@@ -4272,7 +4264,7 @@
         <w:rPr>
           <w:rtl w:val="0"/>
         </w:rPr>
-        <w:t xml:space="preserve">Yes. Furniture, rugs, lighting, studio-level artwork, florals and greenery are all part of the styling process.</w:t>
+        <w:t xml:space="preserve">Yes we can, but these elements are only available as an add-on to the overall styling service. Furniture, rugs, lighting, studio-level artwork, florals and greenery can be provided on request.</w:t>
       </w:r>
     </w:p>
     <w:p>
@@ -4858,7 +4850,7 @@
         <w:rPr>
           <w:rtl w:val="0"/>
         </w:rPr>
-        <w:t xml:space="preserve">Studio-level curated artwork</w:t>
+        <w:t xml:space="preserve">Fresh florals and greenery (add-on only)</w:t>
       </w:r>
     </w:p>
     <w:p>
@@ -4876,7 +4868,7 @@
         <w:rPr>
           <w:rtl w:val="0"/>
         </w:rPr>
-        <w:t xml:space="preserve">Fresh florals and greenery</w:t>
+        <w:t xml:space="preserve">Tailored concepts and detailed quotes</w:t>
       </w:r>
     </w:p>
     <w:p>
@@ -4894,24 +4886,6 @@
         <w:rPr>
           <w:rtl w:val="0"/>
         </w:rPr>
-        <w:t xml:space="preserve">Tailored concepts and detailed quotes</w:t>
-      </w:r>
-    </w:p>
-    <w:p>
-      <w:pPr>
-        <w:numPr>
-          <w:ilvl w:val="0"/>
-          <w:numId w:val="19"/>
-        </w:numPr>
-        <w:ind w:left="720" w:hanging="360"/>
-        <w:rPr>
-          <w:u w:val="none"/>
-        </w:rPr>
-      </w:pPr>
-      <w:r>
-        <w:rPr>
-          <w:rtl w:val="0"/>
-        </w:rPr>
         <w:t xml:space="preserve">Six-week campaign styling periods</w:t>
       </w:r>
     </w:p>
@@ -5083,12 +5057,14 @@
         <w:rPr>
           <w:b w:val="1"/>
           <w:bCs w:val="1"/>
-        </w:rPr>
-      </w:pPr>
-      <w:r>
-        <w:rPr>
-          <w:b w:val="1"/>
-          <w:bCs w:val="1"/>
+          <w:highlight w:val="yellow"/>
+        </w:rPr>
+      </w:pPr>
+      <w:r>
+        <w:rPr>
+          <w:b w:val="1"/>
+          <w:bCs w:val="1"/>
+          <w:highlight w:val="yellow"/>
           <w:rtl w:val="0"/>
         </w:rPr>
         <w:t xml:space="preserve">H2: Property Styling Packages for Every Melbourne Home</w:t>
@@ -5096,20 +5072,25 @@
     </w:p>
     <w:p>
       <w:pPr>
-        <w:rPr/>
-      </w:pPr>
-      <w:r>
-        <w:rPr>
-          <w:rtl w:val="0"/>
-        </w:rPr>
-      </w:r>
-    </w:p>
-    <w:p>
-      <w:pPr>
-        <w:rPr/>
-      </w:pPr>
-      <w:r>
-        <w:rPr>
+        <w:rPr>
+          <w:highlight w:val="yellow"/>
+        </w:rPr>
+      </w:pPr>
+      <w:r>
+        <w:rPr>
+          <w:rtl w:val="0"/>
+        </w:rPr>
+      </w:r>
+    </w:p>
+    <w:p>
+      <w:pPr>
+        <w:rPr>
+          <w:highlight w:val="yellow"/>
+        </w:rPr>
+      </w:pPr>
+      <w:r>
+        <w:rPr>
+          <w:highlight w:val="yellow"/>
           <w:rtl w:val="0"/>
         </w:rPr>
         <w:t xml:space="preserve">STYLD offers three distinct package tiers built to suit different homes and sale strategies across Melbourne.</w:t>
@@ -5117,7 +5098,9 @@
     </w:p>
     <w:p>
       <w:pPr>
-        <w:rPr/>
+        <w:rPr>
+          <w:highlight w:val="yellow"/>
+        </w:rPr>
       </w:pPr>
       <w:r>
         <w:rPr>
@@ -5133,19 +5116,21 @@
         </w:numPr>
         <w:ind w:left="720" w:hanging="360"/>
         <w:rPr>
-          <w:u w:val="none"/>
-        </w:rPr>
-      </w:pPr>
-      <w:r>
-        <w:rPr>
-          <w:b w:val="1"/>
-          <w:bCs w:val="1"/>
+          <w:highlight w:val="yellow"/>
+        </w:rPr>
+      </w:pPr>
+      <w:r>
+        <w:rPr>
+          <w:b w:val="1"/>
+          <w:bCs w:val="1"/>
+          <w:highlight w:val="yellow"/>
           <w:rtl w:val="0"/>
         </w:rPr>
         <w:t xml:space="preserve">Market Ready</w:t>
       </w:r>
       <w:r>
         <w:rPr>
+          <w:highlight w:val="yellow"/>
           <w:rtl w:val="0"/>
         </w:rPr>
         <w:t xml:space="preserve">: ideal for rental listings and lower to mid-range homes that need clean, professional presentation.</w:t>
@@ -5159,19 +5144,21 @@
         </w:numPr>
         <w:ind w:left="720" w:hanging="360"/>
         <w:rPr>
-          <w:u w:val="none"/>
-        </w:rPr>
-      </w:pPr>
-      <w:r>
-        <w:rPr>
-          <w:b w:val="1"/>
-          <w:bCs w:val="1"/>
+          <w:highlight w:val="yellow"/>
+        </w:rPr>
+      </w:pPr>
+      <w:r>
+        <w:rPr>
+          <w:b w:val="1"/>
+          <w:bCs w:val="1"/>
+          <w:highlight w:val="yellow"/>
           <w:rtl w:val="0"/>
         </w:rPr>
         <w:t xml:space="preserve">Signature</w:t>
       </w:r>
       <w:r>
         <w:rPr>
+          <w:highlight w:val="yellow"/>
           <w:rtl w:val="0"/>
         </w:rPr>
         <w:t xml:space="preserve">: our most popular tier, designed for residential sales aiming to spark a real emotional connection with buyers.</w:t>
@@ -5185,19 +5172,21 @@
         </w:numPr>
         <w:ind w:left="720" w:hanging="360"/>
         <w:rPr>
-          <w:u w:val="none"/>
-        </w:rPr>
-      </w:pPr>
-      <w:r>
-        <w:rPr>
-          <w:b w:val="1"/>
-          <w:bCs w:val="1"/>
+          <w:highlight w:val="yellow"/>
+        </w:rPr>
+      </w:pPr>
+      <w:r>
+        <w:rPr>
+          <w:b w:val="1"/>
+          <w:bCs w:val="1"/>
+          <w:highlight w:val="yellow"/>
           <w:rtl w:val="0"/>
         </w:rPr>
         <w:t xml:space="preserve">Premium</w:t>
       </w:r>
       <w:r>
         <w:rPr>
+          <w:highlight w:val="yellow"/>
           <w:rtl w:val="0"/>
         </w:rPr>
         <w:t xml:space="preserve">: best suited to high-end homes and developments after a refined, show-home feel throughout.</w:t>
@@ -5205,20 +5194,25 @@
     </w:p>
     <w:p>
       <w:pPr>
-        <w:rPr/>
-      </w:pPr>
-      <w:r>
-        <w:rPr>
-          <w:rtl w:val="0"/>
-        </w:rPr>
-      </w:r>
-    </w:p>
-    <w:p>
-      <w:pPr>
-        <w:rPr/>
-      </w:pPr>
-      <w:r>
-        <w:rPr>
+        <w:rPr>
+          <w:highlight w:val="yellow"/>
+        </w:rPr>
+      </w:pPr>
+      <w:r>
+        <w:rPr>
+          <w:rtl w:val="0"/>
+        </w:rPr>
+      </w:r>
+    </w:p>
+    <w:p>
+      <w:pPr>
+        <w:rPr>
+          <w:highlight w:val="yellow"/>
+        </w:rPr>
+      </w:pPr>
+      <w:r>
+        <w:rPr>
+          <w:highlight w:val="yellow"/>
           <w:rtl w:val="0"/>
         </w:rPr>
         <w:t xml:space="preserve">For occupied homes, partial styling pairs your existing furniture with curated additions to land a resolved, aspirational finish, no complete reset required.</w:t>
@@ -5357,24 +5351,6 @@
         <w:rPr>
           <w:rtl w:val="0"/>
         </w:rPr>
-        <w:t xml:space="preserve">Studio-level artwork, layered textures and finishing details that have been properly considered</w:t>
-      </w:r>
-    </w:p>
-    <w:p>
-      <w:pPr>
-        <w:numPr>
-          <w:ilvl w:val="0"/>
-          <w:numId w:val="22"/>
-        </w:numPr>
-        <w:ind w:left="720" w:hanging="360"/>
-        <w:rPr>
-          <w:u w:val="none"/>
-        </w:rPr>
-      </w:pPr>
-      <w:r>
-        <w:rPr>
-          <w:rtl w:val="0"/>
-        </w:rPr>
         <w:t xml:space="preserve">Free quotes with in-person walkthroughs by our lead stylist</w:t>
       </w:r>
     </w:p>
@@ -5461,7 +5437,7 @@
         <w:rPr>
           <w:rtl w:val="0"/>
         </w:rPr>
-        <w:t xml:space="preserve">A real estate stylist prepares a property for sale by curating furniture, artwork and accessories that highlight the home's features and speak to its target buyer.</w:t>
+        <w:t xml:space="preserve">A real estate stylist prepares a property for sale by curating a layout and design that highlights the home's features and speaks to its target buyer.</w:t>
       </w:r>
     </w:p>
     <w:p>
@@ -5623,7 +5599,7 @@
         <w:rPr>
           <w:rtl w:val="0"/>
         </w:rPr>
-        <w:t xml:space="preserve">Yes. Furniture, rugs, lighting, styling pieces, studio-level artwork, fresh florals and greenery are all part of every install.</w:t>
+        <w:t xml:space="preserve">Yes, but only as an add-on. Furniture, rugs, lighting, styling pieces, studio-level artwork, fresh florals and greenery can be added on request.</w:t>
       </w:r>
     </w:p>
     <w:p>
@@ -6070,40 +6046,42 @@
         <w:rPr>
           <w:rtl w:val="0"/>
         </w:rPr>
-        <w:t xml:space="preserve">Rental listings, mid-range residences, high-end developments. We style across the lot, curating concepts that suit each property's architecture, location and likely buyer, all backed by clear, upfront pricing after an in-person consultation.</w:t>
-      </w:r>
-    </w:p>
-    <w:p>
-      <w:pPr>
-        <w:rPr/>
-      </w:pPr>
-      <w:r>
-        <w:rPr>
-          <w:rtl w:val="0"/>
-        </w:rPr>
-      </w:r>
-    </w:p>
-    <w:p>
-      <w:pPr>
-        <w:rPr/>
-      </w:pPr>
-      <w:r>
-        <w:rPr>
-          <w:rtl w:val="0"/>
-        </w:rPr>
-      </w:r>
-    </w:p>
-    <w:p>
-      <w:pPr>
-        <w:rPr>
-          <w:b w:val="1"/>
-          <w:bCs w:val="1"/>
-        </w:rPr>
-      </w:pPr>
-      <w:r>
-        <w:rPr>
-          <w:b w:val="1"/>
-          <w:bCs w:val="1"/>
+        <w:t xml:space="preserve">Rental listings, mid-range residences, high-end developments. We style the lot, curating concepts that suit each property's architecture, location and likely buyer, all backed by clear, upfront pricing after an in-person consultation.</w:t>
+      </w:r>
+    </w:p>
+    <w:p>
+      <w:pPr>
+        <w:rPr/>
+      </w:pPr>
+      <w:r>
+        <w:rPr>
+          <w:rtl w:val="0"/>
+        </w:rPr>
+      </w:r>
+    </w:p>
+    <w:p>
+      <w:pPr>
+        <w:rPr/>
+      </w:pPr>
+      <w:r>
+        <w:rPr>
+          <w:rtl w:val="0"/>
+        </w:rPr>
+      </w:r>
+    </w:p>
+    <w:p>
+      <w:pPr>
+        <w:rPr>
+          <w:b w:val="1"/>
+          <w:bCs w:val="1"/>
+          <w:highlight w:val="yellow"/>
+        </w:rPr>
+      </w:pPr>
+      <w:r>
+        <w:rPr>
+          <w:b w:val="1"/>
+          <w:bCs w:val="1"/>
+          <w:highlight w:val="yellow"/>
           <w:rtl w:val="0"/>
         </w:rPr>
         <w:t xml:space="preserve">H2: Property Styling Packages for Melbourne Vendors</w:t>
@@ -6111,20 +6089,25 @@
     </w:p>
     <w:p>
       <w:pPr>
-        <w:rPr/>
-      </w:pPr>
-      <w:r>
-        <w:rPr>
-          <w:rtl w:val="0"/>
-        </w:rPr>
-      </w:r>
-    </w:p>
-    <w:p>
-      <w:pPr>
-        <w:rPr/>
-      </w:pPr>
-      <w:r>
-        <w:rPr>
+        <w:rPr>
+          <w:highlight w:val="yellow"/>
+        </w:rPr>
+      </w:pPr>
+      <w:r>
+        <w:rPr>
+          <w:rtl w:val="0"/>
+        </w:rPr>
+      </w:r>
+    </w:p>
+    <w:p>
+      <w:pPr>
+        <w:rPr>
+          <w:highlight w:val="yellow"/>
+        </w:rPr>
+      </w:pPr>
+      <w:r>
+        <w:rPr>
+          <w:highlight w:val="yellow"/>
           <w:rtl w:val="0"/>
         </w:rPr>
         <w:t xml:space="preserve">We offer three distinct property styling packages in Melbourne, which include:</w:t>
@@ -6132,7 +6115,9 @@
     </w:p>
     <w:p>
       <w:pPr>
-        <w:rPr/>
+        <w:rPr>
+          <w:highlight w:val="yellow"/>
+        </w:rPr>
       </w:pPr>
       <w:r>
         <w:rPr>
@@ -6148,19 +6133,21 @@
         </w:numPr>
         <w:ind w:left="720" w:hanging="360"/>
         <w:rPr>
-          <w:u w:val="none"/>
-        </w:rPr>
-      </w:pPr>
-      <w:r>
-        <w:rPr>
-          <w:b w:val="1"/>
-          <w:bCs w:val="1"/>
+          <w:highlight w:val="yellow"/>
+        </w:rPr>
+      </w:pPr>
+      <w:r>
+        <w:rPr>
+          <w:b w:val="1"/>
+          <w:bCs w:val="1"/>
+          <w:highlight w:val="yellow"/>
           <w:rtl w:val="0"/>
         </w:rPr>
         <w:t xml:space="preserve">Market Ready</w:t>
       </w:r>
       <w:r>
         <w:rPr>
+          <w:highlight w:val="yellow"/>
           <w:rtl w:val="0"/>
         </w:rPr>
         <w:t xml:space="preserve">: clean, professional finish, ideal for rentals to mid-range homes.</w:t>
@@ -6174,19 +6161,21 @@
         </w:numPr>
         <w:ind w:left="720" w:hanging="360"/>
         <w:rPr>
-          <w:u w:val="none"/>
-        </w:rPr>
-      </w:pPr>
-      <w:r>
-        <w:rPr>
-          <w:b w:val="1"/>
-          <w:bCs w:val="1"/>
+          <w:highlight w:val="yellow"/>
+        </w:rPr>
+      </w:pPr>
+      <w:r>
+        <w:rPr>
+          <w:b w:val="1"/>
+          <w:bCs w:val="1"/>
+          <w:highlight w:val="yellow"/>
           <w:rtl w:val="0"/>
         </w:rPr>
         <w:t xml:space="preserve">Signature</w:t>
       </w:r>
       <w:r>
         <w:rPr>
+          <w:highlight w:val="yellow"/>
           <w:rtl w:val="0"/>
         </w:rPr>
         <w:t xml:space="preserve">: our most popular tier, built to create that emotional pull buyers respond to in most residential sales.</w:t>
@@ -6200,19 +6189,21 @@
         </w:numPr>
         <w:ind w:left="720" w:hanging="360"/>
         <w:rPr>
-          <w:u w:val="none"/>
-        </w:rPr>
-      </w:pPr>
-      <w:r>
-        <w:rPr>
-          <w:b w:val="1"/>
-          <w:bCs w:val="1"/>
+          <w:highlight w:val="yellow"/>
+        </w:rPr>
+      </w:pPr>
+      <w:r>
+        <w:rPr>
+          <w:b w:val="1"/>
+          <w:bCs w:val="1"/>
+          <w:highlight w:val="yellow"/>
           <w:rtl w:val="0"/>
         </w:rPr>
         <w:t xml:space="preserve">Premium</w:t>
       </w:r>
       <w:r>
         <w:rPr>
+          <w:highlight w:val="yellow"/>
           <w:rtl w:val="0"/>
         </w:rPr>
         <w:t xml:space="preserve">: refined, show-home presentation curated for high-end homes and developments.</w:t>
@@ -6220,20 +6211,25 @@
     </w:p>
     <w:p>
       <w:pPr>
-        <w:rPr/>
-      </w:pPr>
-      <w:r>
-        <w:rPr>
-          <w:rtl w:val="0"/>
-        </w:rPr>
-      </w:r>
-    </w:p>
-    <w:p>
-      <w:pPr>
-        <w:rPr/>
-      </w:pPr>
-      <w:r>
-        <w:rPr>
+        <w:rPr>
+          <w:highlight w:val="yellow"/>
+        </w:rPr>
+      </w:pPr>
+      <w:r>
+        <w:rPr>
+          <w:rtl w:val="0"/>
+        </w:rPr>
+      </w:r>
+    </w:p>
+    <w:p>
+      <w:pPr>
+        <w:rPr>
+          <w:highlight w:val="yellow"/>
+        </w:rPr>
+      </w:pPr>
+      <w:r>
+        <w:rPr>
+          <w:highlight w:val="yellow"/>
           <w:rtl w:val="0"/>
         </w:rPr>
         <w:t xml:space="preserve">If the home is currently occupied or tenanted, partial styling is often the smarter spend. It layers your existing pieces with curated additions, instead of a full installation.</w:t>
@@ -6358,7 +6354,7 @@
         <w:rPr>
           <w:rtl w:val="0"/>
         </w:rPr>
-        <w:t xml:space="preserve">5. Artwork curation, florals and feature lighting.</w:t>
+        <w:t xml:space="preserve">5. Artwork curation, florals and feature lighting (add-on only)</w:t>
       </w:r>
     </w:p>
     <w:p>
@@ -6513,24 +6509,6 @@
     </w:p>
     <w:p>
       <w:pPr>
-        <w:numPr>
-          <w:ilvl w:val="0"/>
-          <w:numId w:val="25"/>
-        </w:numPr>
-        <w:ind w:left="720" w:hanging="360"/>
-        <w:rPr>
-          <w:u w:val="none"/>
-        </w:rPr>
-      </w:pPr>
-      <w:r>
-        <w:rPr>
-          <w:rtl w:val="0"/>
-        </w:rPr>
-        <w:t xml:space="preserve">Studio-level artwork, fresh florals, premium furniture and feature lighting across all packages.</w:t>
-      </w:r>
-    </w:p>
-    <w:p>
-      <w:pPr>
         <w:rPr/>
       </w:pPr>
       <w:r>
@@ -7503,7 +7481,7 @@
         <w:rPr>
           <w:rtl w:val="0"/>
         </w:rPr>
-        <w:t xml:space="preserve">Artwork curation and installation</w:t>
+        <w:t xml:space="preserve">Fresh florals, artwork and greenery styling (add-on only)</w:t>
       </w:r>
     </w:p>
     <w:p>
@@ -7521,7 +7499,7 @@
         <w:rPr>
           <w:rtl w:val="0"/>
         </w:rPr>
-        <w:t xml:space="preserve">Fresh florals and greenery styling</w:t>
+        <w:t xml:space="preserve">Furniture, rugs, lighting and styling piece installation</w:t>
       </w:r>
     </w:p>
     <w:p>
@@ -7539,24 +7517,6 @@
         <w:rPr>
           <w:rtl w:val="0"/>
         </w:rPr>
-        <w:t xml:space="preserve">Furniture, rugs, lighting and styling piece installation</w:t>
-      </w:r>
-    </w:p>
-    <w:p>
-      <w:pPr>
-        <w:numPr>
-          <w:ilvl w:val="0"/>
-          <w:numId w:val="12"/>
-        </w:numPr>
-        <w:ind w:left="720" w:hanging="360"/>
-        <w:rPr>
-          <w:u w:val="none"/>
-        </w:rPr>
-      </w:pPr>
-      <w:r>
-        <w:rPr>
-          <w:rtl w:val="0"/>
-        </w:rPr>
         <w:t xml:space="preserve">Six-week campaign styling, with extension options</w:t>
       </w:r>
     </w:p>
@@ -7647,7 +7607,7 @@
         <w:rPr>
           <w:rtl w:val="0"/>
         </w:rPr>
-        <w:t xml:space="preserve">4. Delivery and installation of furniture, artwork, rugs, lighting and styling pieces</w:t>
+        <w:t xml:space="preserve">4. Delivery and installation of furniture and styling pieces</w:t>
       </w:r>
     </w:p>
     <w:p>
@@ -7694,25 +7654,29 @@
     </w:p>
     <w:p>
       <w:pPr>
-        <w:rPr/>
-      </w:pPr>
-      <w:r>
-        <w:rPr>
-          <w:rtl w:val="0"/>
-        </w:rPr>
-      </w:r>
-    </w:p>
-    <w:p>
-      <w:pPr>
-        <w:rPr>
-          <w:b w:val="1"/>
-          <w:bCs w:val="1"/>
-        </w:rPr>
-      </w:pPr>
-      <w:r>
-        <w:rPr>
-          <w:b w:val="1"/>
-          <w:bCs w:val="1"/>
+        <w:rPr>
+          <w:highlight w:val="yellow"/>
+        </w:rPr>
+      </w:pPr>
+      <w:r>
+        <w:rPr>
+          <w:rtl w:val="0"/>
+        </w:rPr>
+      </w:r>
+    </w:p>
+    <w:p>
+      <w:pPr>
+        <w:rPr>
+          <w:b w:val="1"/>
+          <w:bCs w:val="1"/>
+          <w:highlight w:val="yellow"/>
+        </w:rPr>
+      </w:pPr>
+      <w:r>
+        <w:rPr>
+          <w:b w:val="1"/>
+          <w:bCs w:val="1"/>
+          <w:highlight w:val="yellow"/>
           <w:rtl w:val="0"/>
         </w:rPr>
         <w:t xml:space="preserve">H2: Styling Packages for Every Property and Budget</w:t>
@@ -7721,7 +7685,9 @@
     <w:p>
       <w:pPr>
         <w:ind w:left="0" w:firstLine="0"/>
-        <w:rPr/>
+        <w:rPr>
+          <w:highlight w:val="yellow"/>
+        </w:rPr>
       </w:pPr>
       <w:r>
         <w:rPr>
@@ -7737,19 +7703,21 @@
         </w:numPr>
         <w:ind w:left="720" w:hanging="360"/>
         <w:rPr>
-          <w:u w:val="none"/>
-        </w:rPr>
-      </w:pPr>
-      <w:r>
-        <w:rPr>
-          <w:b w:val="1"/>
-          <w:bCs w:val="1"/>
+          <w:highlight w:val="yellow"/>
+        </w:rPr>
+      </w:pPr>
+      <w:r>
+        <w:rPr>
+          <w:b w:val="1"/>
+          <w:bCs w:val="1"/>
+          <w:highlight w:val="yellow"/>
           <w:rtl w:val="0"/>
         </w:rPr>
         <w:t xml:space="preserve">Market Ready</w:t>
       </w:r>
       <w:r>
         <w:rPr>
+          <w:highlight w:val="yellow"/>
           <w:rtl w:val="0"/>
         </w:rPr>
         <w:t xml:space="preserve">: A great option for rental listings to mid-range homes that need a clean, professional presentation.</w:t>
@@ -7763,19 +7731,21 @@
         </w:numPr>
         <w:ind w:left="720" w:hanging="360"/>
         <w:rPr>
-          <w:u w:val="none"/>
-        </w:rPr>
-      </w:pPr>
-      <w:r>
-        <w:rPr>
-          <w:b w:val="1"/>
-          <w:bCs w:val="1"/>
+          <w:highlight w:val="yellow"/>
+        </w:rPr>
+      </w:pPr>
+      <w:r>
+        <w:rPr>
+          <w:b w:val="1"/>
+          <w:bCs w:val="1"/>
+          <w:highlight w:val="yellow"/>
           <w:rtl w:val="0"/>
         </w:rPr>
         <w:t xml:space="preserve">Signature</w:t>
       </w:r>
       <w:r>
         <w:rPr>
+          <w:highlight w:val="yellow"/>
           <w:rtl w:val="0"/>
         </w:rPr>
         <w:t xml:space="preserve">: Our most popular package. Ideal for residential sales focused on creating a real emotional connection with buyers.</w:t>
@@ -7789,19 +7759,21 @@
         </w:numPr>
         <w:ind w:left="720" w:hanging="360"/>
         <w:rPr>
-          <w:u w:val="none"/>
-        </w:rPr>
-      </w:pPr>
-      <w:r>
-        <w:rPr>
-          <w:b w:val="1"/>
-          <w:bCs w:val="1"/>
+          <w:highlight w:val="yellow"/>
+        </w:rPr>
+      </w:pPr>
+      <w:r>
+        <w:rPr>
+          <w:b w:val="1"/>
+          <w:bCs w:val="1"/>
+          <w:highlight w:val="yellow"/>
           <w:rtl w:val="0"/>
         </w:rPr>
         <w:t xml:space="preserve">Premium</w:t>
       </w:r>
       <w:r>
         <w:rPr>
+          <w:highlight w:val="yellow"/>
           <w:rtl w:val="0"/>
         </w:rPr>
         <w:t xml:space="preserve">: Designed for high-end homes and developments after that refined, show-home finish.</w:t>
@@ -7976,7 +7948,7 @@
         <w:rPr>
           <w:rtl w:val="0"/>
         </w:rPr>
-        <w:t xml:space="preserve">Studio-level artwork, fresh florals and premium styling pieces included</w:t>
+        <w:t xml:space="preserve">Studio-level artwork, fresh florals and premium styling pieces (add-ons)</w:t>
       </w:r>
     </w:p>
     <w:p>
@@ -8077,7 +8049,7 @@
         <w:rPr>
           <w:rtl w:val="0"/>
         </w:rPr>
-        <w:t xml:space="preserve">Full property styling is the process of furnishing and styling a vacant home from the ground up, with curated furniture, artwork, lighting and accessories chosen to maximise buyer appeal during a sales campaign.</w:t>
+        <w:t xml:space="preserve">Full property styling is the process of furnishing and styling a vacant home from the ground up, with design elements carefully chosen to maximise buyer appeal during a sales campaign.</w:t>
       </w:r>
     </w:p>
     <w:p>
@@ -8212,7 +8184,7 @@
         <w:rPr>
           <w:rtl w:val="0"/>
         </w:rPr>
-        <w:t xml:space="preserve">Full property styling includes furnishing and styling a vacant home from the ground up with furniture, artwork, lighting, rugs, greenery and decorative pieces selected to maximise buyer appeal.</w:t>
+        <w:t xml:space="preserve">Full property styling includes furnishing and styling a vacant home from the ground up with furniture, lighting, rugs, and decorative pieces carefully selected to maximise buyer appeal.</w:t>
       </w:r>
     </w:p>
     <w:p>
@@ -8278,7 +8250,7 @@
         <w:rPr>
           <w:rtl w:val="0"/>
         </w:rPr>
-        <w:t xml:space="preserve">Yes. Furniture, rugs, lighting, styling pieces, studio-level artwork, fresh florals and greenery all come as part of the installation.</w:t>
+        <w:t xml:space="preserve">Yes, but these elements are only available as an add-on. When suitable, we can provide furniture, rugs, lighting, styling pieces, studio-level artwork, fresh florals and greenery as part of the installation.</w:t>
       </w:r>
     </w:p>
     <w:p>
@@ -8657,28 +8629,28 @@
         <w:rPr>
           <w:rtl w:val="0"/>
         </w:rPr>
-        <w:t xml:space="preserve">STYLD, we deliver considered partial property styling in Melbourne for vendors, agents and homeowners chasing a polished, market-ready finish without committing to a full install. We can layer curated furniture, artwork and styling pieces that work harmoniously with the interior decor. </w:t>
-      </w:r>
-    </w:p>
-    <w:p>
-      <w:pPr>
-        <w:rPr/>
-      </w:pPr>
-      <w:r>
-        <w:rPr>
-          <w:rtl w:val="0"/>
-        </w:rPr>
-      </w:r>
-    </w:p>
-    <w:p>
-      <w:pPr>
-        <w:rPr/>
-      </w:pPr>
-      <w:r>
-        <w:rPr>
-          <w:rtl w:val="0"/>
-        </w:rPr>
-        <w:t xml:space="preserve">Selling an occupied home? Are you a developer fitting out a near-finished space? Our approach stays intentional and flexible, and is built to maximise buyer appeal for both photography and inspections.</w:t>
+        <w:t xml:space="preserve">STYLD, we deliver considered partial property styling in Melbourne for vendors, agents and homeowners chasing a polished, market-ready finish without committing to a full install. We can layer curated furniture and add styling pieces that work harmoniously with the interior decor. </w:t>
+      </w:r>
+    </w:p>
+    <w:p>
+      <w:pPr>
+        <w:rPr/>
+      </w:pPr>
+      <w:r>
+        <w:rPr>
+          <w:rtl w:val="0"/>
+        </w:rPr>
+      </w:r>
+    </w:p>
+    <w:p>
+      <w:pPr>
+        <w:rPr/>
+      </w:pPr>
+      <w:r>
+        <w:rPr>
+          <w:rtl w:val="0"/>
+        </w:rPr>
+        <w:t xml:space="preserve">Selling an occupied home? Are you a developer fitting out a near-finished space? Our approach is intentional, flexible, and built to maximise buyer appeal for both photography and inspections.</w:t>
       </w:r>
     </w:p>
     <w:p>
@@ -8802,7 +8774,7 @@
         <w:rPr>
           <w:rtl w:val="0"/>
         </w:rPr>
-        <w:t xml:space="preserve">Artwork curation and installation, with studio-level pieces included</w:t>
+        <w:t xml:space="preserve">Rugs, lighting and statement styling pieces</w:t>
       </w:r>
     </w:p>
     <w:p>
@@ -8820,7 +8792,7 @@
         <w:rPr>
           <w:rtl w:val="0"/>
         </w:rPr>
-        <w:t xml:space="preserve">Finishing touches: fresh florals, faux greenery and the small details that matter</w:t>
+        <w:t xml:space="preserve">Outdoor staging across entertaining areas and balconies</w:t>
       </w:r>
     </w:p>
     <w:p>
@@ -8838,42 +8810,6 @@
         <w:rPr>
           <w:rtl w:val="0"/>
         </w:rPr>
-        <w:t xml:space="preserve">Rugs, lighting and statement styling pieces</w:t>
-      </w:r>
-    </w:p>
-    <w:p>
-      <w:pPr>
-        <w:numPr>
-          <w:ilvl w:val="0"/>
-          <w:numId w:val="3"/>
-        </w:numPr>
-        <w:ind w:left="720" w:hanging="360"/>
-        <w:rPr>
-          <w:u w:val="none"/>
-        </w:rPr>
-      </w:pPr>
-      <w:r>
-        <w:rPr>
-          <w:rtl w:val="0"/>
-        </w:rPr>
-        <w:t xml:space="preserve">Outdoor staging across entertaining areas and balconies</w:t>
-      </w:r>
-    </w:p>
-    <w:p>
-      <w:pPr>
-        <w:numPr>
-          <w:ilvl w:val="0"/>
-          <w:numId w:val="3"/>
-        </w:numPr>
-        <w:ind w:left="720" w:hanging="360"/>
-        <w:rPr>
-          <w:u w:val="none"/>
-        </w:rPr>
-      </w:pPr>
-      <w:r>
-        <w:rPr>
-          <w:rtl w:val="0"/>
-        </w:rPr>
         <w:t xml:space="preserve">Six-week campaign styling aligned to your sale timeline</w:t>
       </w:r>
     </w:p>
@@ -8995,7 +8931,7 @@
         <w:rPr>
           <w:rtl w:val="0"/>
         </w:rPr>
-        <w:t xml:space="preserve">Full delivery and installation of furniture, artwork, lighting and styling pieces</w:t>
+        <w:t xml:space="preserve">Full delivery and installation of furniture, lighting, and more</w:t>
       </w:r>
     </w:p>
     <w:p>
@@ -9051,12 +8987,14 @@
         <w:rPr>
           <w:b w:val="1"/>
           <w:bCs w:val="1"/>
-        </w:rPr>
-      </w:pPr>
-      <w:r>
-        <w:rPr>
-          <w:b w:val="1"/>
-          <w:bCs w:val="1"/>
+          <w:highlight w:val="yellow"/>
+        </w:rPr>
+      </w:pPr>
+      <w:r>
+        <w:rPr>
+          <w:b w:val="1"/>
+          <w:bCs w:val="1"/>
+          <w:highlight w:val="yellow"/>
           <w:rtl w:val="0"/>
         </w:rPr>
         <w:t xml:space="preserve">H2: Packages to Suit Every Property and Every Budget</w:t>
@@ -9064,20 +9002,25 @@
     </w:p>
     <w:p>
       <w:pPr>
-        <w:rPr/>
-      </w:pPr>
-      <w:r>
-        <w:rPr>
-          <w:rtl w:val="0"/>
-        </w:rPr>
-      </w:r>
-    </w:p>
-    <w:p>
-      <w:pPr>
-        <w:rPr/>
-      </w:pPr>
-      <w:r>
-        <w:rPr>
+        <w:rPr>
+          <w:highlight w:val="yellow"/>
+        </w:rPr>
+      </w:pPr>
+      <w:r>
+        <w:rPr>
+          <w:rtl w:val="0"/>
+        </w:rPr>
+      </w:r>
+    </w:p>
+    <w:p>
+      <w:pPr>
+        <w:rPr>
+          <w:highlight w:val="yellow"/>
+        </w:rPr>
+      </w:pPr>
+      <w:r>
+        <w:rPr>
+          <w:highlight w:val="yellow"/>
           <w:rtl w:val="0"/>
         </w:rPr>
         <w:t xml:space="preserve">Partial styling slots into any of our three package tiers, depending on where the property sits in the market:</w:t>
@@ -9085,7 +9028,9 @@
     </w:p>
     <w:p>
       <w:pPr>
-        <w:rPr/>
+        <w:rPr>
+          <w:highlight w:val="yellow"/>
+        </w:rPr>
       </w:pPr>
       <w:r>
         <w:rPr>
@@ -9101,11 +9046,12 @@
         </w:numPr>
         <w:ind w:left="720" w:hanging="360"/>
         <w:rPr>
-          <w:u w:val="none"/>
-        </w:rPr>
-      </w:pPr>
-      <w:r>
-        <w:rPr>
+          <w:highlight w:val="yellow"/>
+        </w:rPr>
+      </w:pPr>
+      <w:r>
+        <w:rPr>
+          <w:highlight w:val="yellow"/>
           <w:rtl w:val="0"/>
         </w:rPr>
         <w:t xml:space="preserve">Market Ready: clean, professional presentation for rental listings mid-range homes</w:t>
@@ -9119,11 +9065,12 @@
         </w:numPr>
         <w:ind w:left="720" w:hanging="360"/>
         <w:rPr>
-          <w:u w:val="none"/>
-        </w:rPr>
-      </w:pPr>
-      <w:r>
-        <w:rPr>
+          <w:highlight w:val="yellow"/>
+        </w:rPr>
+      </w:pPr>
+      <w:r>
+        <w:rPr>
+          <w:highlight w:val="yellow"/>
           <w:rtl w:val="0"/>
         </w:rPr>
         <w:t xml:space="preserve">Signature: our most popular option, building an emotional connection for most residential sales</w:t>
@@ -9137,11 +9084,12 @@
         </w:numPr>
         <w:ind w:left="720" w:hanging="360"/>
         <w:rPr>
-          <w:u w:val="none"/>
-        </w:rPr>
-      </w:pPr>
-      <w:r>
-        <w:rPr>
+          <w:highlight w:val="yellow"/>
+        </w:rPr>
+      </w:pPr>
+      <w:r>
+        <w:rPr>
+          <w:highlight w:val="yellow"/>
           <w:rtl w:val="0"/>
         </w:rPr>
         <w:t xml:space="preserve">Premium: refined, show-home presentation for high-end homes and developments</w:t>
@@ -9267,24 +9215,6 @@
     </w:p>
     <w:p>
       <w:pPr>
-        <w:numPr>
-          <w:ilvl w:val="0"/>
-          <w:numId w:val="2"/>
-        </w:numPr>
-        <w:ind w:left="720" w:hanging="360"/>
-        <w:rPr>
-          <w:u w:val="none"/>
-        </w:rPr>
-      </w:pPr>
-      <w:r>
-        <w:rPr>
-          <w:rtl w:val="0"/>
-        </w:rPr>
-        <w:t xml:space="preserve">Studio-level artwork, florals and curated styling pieces included</w:t>
-      </w:r>
-    </w:p>
-    <w:p>
-      <w:pPr>
         <w:rPr>
           <w:b w:val="1"/>
           <w:bCs w:val="1"/>
@@ -9429,7 +9359,7 @@
         <w:rPr>
           <w:rtl w:val="0"/>
         </w:rPr>
-        <w:t xml:space="preserve">Partial property styling layers selected furniture, artwork and styling pieces into a home rather than installing a full setup. It strengthens the presentation while working with what's already there.</w:t>
+        <w:t xml:space="preserve">Partial property styling layers selected furniture and styling pieces into a home rather than installing a full setup. It strengthens the presentation while working with what's already there.</w:t>
       </w:r>
     </w:p>
     <w:p>
@@ -9508,7 +9438,7 @@
         <w:rPr>
           <w:rtl w:val="0"/>
         </w:rPr>
-        <w:t xml:space="preserve">Partial property styling works with what’s already in the home, layering curated furniture, artwork and accessories rather than installing a complete setup from scratch.</w:t>
+        <w:t xml:space="preserve">Partial property styling works with what’s already in the home, layering curated furniture and accessories rather than installing a complete setup from scratch.</w:t>
       </w:r>
     </w:p>
     <w:p>
@@ -9554,7 +9484,7 @@
           <w:bCs w:val="1"/>
           <w:rtl w:val="0"/>
         </w:rPr>
-        <w:t xml:space="preserve">Does partial property styling still include artwork and decor pieces?</w:t>
+        <w:t xml:space="preserve">Does partial property styling also include artwork and decor pieces?</w:t>
       </w:r>
     </w:p>
     <w:p>
@@ -9566,7 +9496,13 @@
         <w:rPr>
           <w:rtl w:val="0"/>
         </w:rPr>
-        <w:t xml:space="preserve">Yes. Artwork, rugs, lighting, fresh florals, greenery and finishing styling pieces can be included as part of the overall presentation.</w:t>
+        <w:t xml:space="preserve">Not generally. However, additional aspects such as a</w:t>
+      </w:r>
+      <w:r>
+        <w:rPr>
+          <w:rtl w:val="0"/>
+        </w:rPr>
+        <w:t xml:space="preserve">rtwork, fresh florals, and greenery can be a part of the overall presentation in certain situations.</w:t>
       </w:r>
     </w:p>
     <w:p>
@@ -10086,7 +10022,7 @@
         <w:rPr>
           <w:rtl w:val="0"/>
         </w:rPr>
-        <w:t xml:space="preserve">We approach prestige homes with a curator's eye. It might be designer furniture, gallery artwork, statement pieces, indoor plants, or a few tasteful touches. In every instance, our goal is to create spaces that resonate with the modern buyer in Melbourne.</w:t>
+        <w:t xml:space="preserve">We approach prestige homes with a curator's eye. It might be designer furniture, statement pieces, indoor plants, or a few tasteful touches. In every instance, our goal is to create spaces that resonate with the modern buyer in Melbourne.</w:t>
       </w:r>
     </w:p>
     <w:p>
@@ -10189,7 +10125,7 @@
         <w:rPr>
           <w:rtl w:val="0"/>
         </w:rPr>
-        <w:t xml:space="preserve">Studio-level artwork curation and installation</w:t>
+        <w:t xml:space="preserve">Rugs, lighting and statement piece installation</w:t>
       </w:r>
     </w:p>
     <w:p>
@@ -10207,42 +10143,6 @@
         <w:rPr>
           <w:rtl w:val="0"/>
         </w:rPr>
-        <w:t xml:space="preserve">Florals and greenery, kept fresh throughout the campaign</w:t>
-      </w:r>
-    </w:p>
-    <w:p>
-      <w:pPr>
-        <w:numPr>
-          <w:ilvl w:val="0"/>
-          <w:numId w:val="44"/>
-        </w:numPr>
-        <w:ind w:left="720" w:hanging="360"/>
-        <w:rPr>
-          <w:u w:val="none"/>
-        </w:rPr>
-      </w:pPr>
-      <w:r>
-        <w:rPr>
-          <w:rtl w:val="0"/>
-        </w:rPr>
-        <w:t xml:space="preserve">Rugs, lighting and statement piece installation</w:t>
-      </w:r>
-    </w:p>
-    <w:p>
-      <w:pPr>
-        <w:numPr>
-          <w:ilvl w:val="0"/>
-          <w:numId w:val="44"/>
-        </w:numPr>
-        <w:ind w:left="720" w:hanging="360"/>
-        <w:rPr>
-          <w:u w:val="none"/>
-        </w:rPr>
-      </w:pPr>
-      <w:r>
-        <w:rPr>
-          <w:rtl w:val="0"/>
-        </w:rPr>
         <w:t xml:space="preserve">Six-week campaign styling, with extension options available</w:t>
       </w:r>
     </w:p>
@@ -10411,7 +10311,7 @@
         <w:rPr>
           <w:rtl w:val="0"/>
         </w:rPr>
-        <w:t xml:space="preserve">4. Full installation of furniture, artwork and styling pieces</w:t>
+        <w:t xml:space="preserve">4. Full installation of furniture and styling pieces</w:t>
       </w:r>
     </w:p>
     <w:p>
@@ -10450,12 +10350,14 @@
         <w:rPr>
           <w:b w:val="1"/>
           <w:bCs w:val="1"/>
-        </w:rPr>
-      </w:pPr>
-      <w:r>
-        <w:rPr>
-          <w:b w:val="1"/>
-          <w:bCs w:val="1"/>
+          <w:highlight w:val="yellow"/>
+        </w:rPr>
+      </w:pPr>
+      <w:r>
+        <w:rPr>
+          <w:b w:val="1"/>
+          <w:bCs w:val="1"/>
+          <w:highlight w:val="yellow"/>
           <w:rtl w:val="0"/>
         </w:rPr>
         <w:t xml:space="preserve">H2: Styling Packages Designed for Every Property Type</w:t>
@@ -10463,7 +10365,9 @@
     </w:p>
     <w:p>
       <w:pPr>
-        <w:rPr/>
+        <w:rPr>
+          <w:highlight w:val="yellow"/>
+        </w:rPr>
       </w:pPr>
       <w:r>
         <w:rPr>
@@ -10479,19 +10383,21 @@
         </w:numPr>
         <w:ind w:left="720" w:hanging="360"/>
         <w:rPr>
-          <w:u w:val="none"/>
-        </w:rPr>
-      </w:pPr>
-      <w:r>
-        <w:rPr>
-          <w:b w:val="1"/>
-          <w:bCs w:val="1"/>
+          <w:highlight w:val="yellow"/>
+        </w:rPr>
+      </w:pPr>
+      <w:r>
+        <w:rPr>
+          <w:b w:val="1"/>
+          <w:bCs w:val="1"/>
+          <w:highlight w:val="yellow"/>
           <w:rtl w:val="0"/>
         </w:rPr>
         <w:t xml:space="preserve">Market Ready</w:t>
       </w:r>
       <w:r>
         <w:rPr>
+          <w:highlight w:val="yellow"/>
           <w:rtl w:val="0"/>
         </w:rPr>
         <w:t xml:space="preserve">: a clean, professional presentation suited to rental listings to mid-range homes.</w:t>
@@ -10505,19 +10411,21 @@
         </w:numPr>
         <w:ind w:left="720" w:hanging="360"/>
         <w:rPr>
-          <w:u w:val="none"/>
-        </w:rPr>
-      </w:pPr>
-      <w:r>
-        <w:rPr>
-          <w:b w:val="1"/>
-          <w:bCs w:val="1"/>
+          <w:highlight w:val="yellow"/>
+        </w:rPr>
+      </w:pPr>
+      <w:r>
+        <w:rPr>
+          <w:b w:val="1"/>
+          <w:bCs w:val="1"/>
+          <w:highlight w:val="yellow"/>
           <w:rtl w:val="0"/>
         </w:rPr>
         <w:t xml:space="preserve">Signature</w:t>
       </w:r>
       <w:r>
         <w:rPr>
+          <w:highlight w:val="yellow"/>
           <w:rtl w:val="0"/>
         </w:rPr>
         <w:t xml:space="preserve">: our most popular package, crafted to create an emotional connection with buyers across most residential sales.</w:t>
@@ -10531,19 +10439,21 @@
         </w:numPr>
         <w:ind w:left="720" w:hanging="360"/>
         <w:rPr>
-          <w:u w:val="none"/>
-        </w:rPr>
-      </w:pPr>
-      <w:r>
-        <w:rPr>
-          <w:b w:val="1"/>
-          <w:bCs w:val="1"/>
+          <w:highlight w:val="yellow"/>
+        </w:rPr>
+      </w:pPr>
+      <w:r>
+        <w:rPr>
+          <w:b w:val="1"/>
+          <w:bCs w:val="1"/>
+          <w:highlight w:val="yellow"/>
           <w:rtl w:val="0"/>
         </w:rPr>
         <w:t xml:space="preserve">Premium</w:t>
       </w:r>
       <w:r>
         <w:rPr>
+          <w:highlight w:val="yellow"/>
           <w:rtl w:val="0"/>
         </w:rPr>
         <w:t xml:space="preserve">: designed for high-end homes and developments, delivering a refined, show-home feel with elevated finishes throughout.</w:t>
@@ -10700,7 +10610,7 @@
         <w:rPr>
           <w:rtl w:val="0"/>
         </w:rPr>
-        <w:t xml:space="preserve">Studio-level artwork included across packages</w:t>
+        <w:t xml:space="preserve">Coordinated extras including cleaning, storage and landscaping</w:t>
       </w:r>
     </w:p>
     <w:p>
@@ -10718,24 +10628,6 @@
         <w:rPr>
           <w:rtl w:val="0"/>
         </w:rPr>
-        <w:t xml:space="preserve">Coordinated extras including cleaning, storage and landscaping</w:t>
-      </w:r>
-    </w:p>
-    <w:p>
-      <w:pPr>
-        <w:numPr>
-          <w:ilvl w:val="0"/>
-          <w:numId w:val="38"/>
-        </w:numPr>
-        <w:ind w:left="720" w:hanging="360"/>
-        <w:rPr>
-          <w:u w:val="none"/>
-        </w:rPr>
-      </w:pPr>
-      <w:r>
-        <w:rPr>
-          <w:rtl w:val="0"/>
-        </w:rPr>
         <w:t xml:space="preserve">Free quotes following an in-person walkthrough</w:t>
       </w:r>
     </w:p>
@@ -10830,7 +10722,7 @@
         <w:rPr>
           <w:rtl w:val="0"/>
         </w:rPr>
-        <w:t xml:space="preserve">It involves furnishing and curating a home with premium furniture, artwork and styling pieces to enhance presentation and appeal to high-end buyers during a sales campaign.</w:t>
+        <w:t xml:space="preserve">It involves furnishing and curating a home with styling elements that enhance presentation and appeal to high-end buyers during a sales campaign.</w:t>
       </w:r>
     </w:p>
     <w:p>
@@ -10953,7 +10845,13 @@
         <w:rPr>
           <w:rtl w:val="0"/>
         </w:rPr>
-        <w:t xml:space="preserve">We provide furniture, rugs, lighting, styling pieces, studio-level artwork, fresh florals and greenery, along with full delivery and installation.</w:t>
+        <w:t xml:space="preserve">It depends on the package. However, we can </w:t>
+      </w:r>
+      <w:r>
+        <w:rPr>
+          <w:rtl w:val="0"/>
+        </w:rPr>
+        <w:t xml:space="preserve">provide furniture, rugs, lighting, and styling pieces, as well as add-ons such as studio-level artwork, fresh florals and greenery.</w:t>
       </w:r>
     </w:p>
     <w:p>
@@ -11690,7 +11588,7 @@
         <w:rPr>
           <w:rtl w:val="0"/>
         </w:rPr>
-        <w:t xml:space="preserve">Studio-level artwork curation and installation</w:t>
+        <w:t xml:space="preserve">Fresh florals and greenery (add-on only)</w:t>
       </w:r>
     </w:p>
     <w:p>
@@ -11708,7 +11606,7 @@
         <w:rPr>
           <w:rtl w:val="0"/>
         </w:rPr>
-        <w:t xml:space="preserve">Fresh florals and greenery</w:t>
+        <w:t xml:space="preserve">Furniture, rugs and lighting installed on site</w:t>
       </w:r>
     </w:p>
     <w:p>
@@ -11726,24 +11624,6 @@
         <w:rPr>
           <w:rtl w:val="0"/>
         </w:rPr>
-        <w:t xml:space="preserve">Furniture, rugs and lighting installed on site</w:t>
-      </w:r>
-    </w:p>
-    <w:p>
-      <w:pPr>
-        <w:numPr>
-          <w:ilvl w:val="0"/>
-          <w:numId w:val="41"/>
-        </w:numPr>
-        <w:ind w:left="720" w:hanging="360"/>
-        <w:rPr>
-          <w:u w:val="none"/>
-        </w:rPr>
-      </w:pPr>
-      <w:r>
-        <w:rPr>
-          <w:rtl w:val="0"/>
-        </w:rPr>
         <w:t xml:space="preserve">Six-week campaign styling, with extension options</w:t>
       </w:r>
     </w:p>
@@ -11793,12 +11673,14 @@
         <w:rPr>
           <w:b w:val="1"/>
           <w:bCs w:val="1"/>
-        </w:rPr>
-      </w:pPr>
-      <w:r>
-        <w:rPr>
-          <w:b w:val="1"/>
-          <w:bCs w:val="1"/>
+          <w:highlight w:val="yellow"/>
+        </w:rPr>
+      </w:pPr>
+      <w:r>
+        <w:rPr>
+          <w:b w:val="1"/>
+          <w:bCs w:val="1"/>
+          <w:highlight w:val="yellow"/>
           <w:rtl w:val="0"/>
         </w:rPr>
         <w:t xml:space="preserve">H2: Styling Packages Tailored to Your Sale Strategy</w:t>
@@ -11806,7 +11688,9 @@
     </w:p>
     <w:p>
       <w:pPr>
-        <w:rPr/>
+        <w:rPr>
+          <w:highlight w:val="yellow"/>
+        </w:rPr>
       </w:pPr>
       <w:r>
         <w:rPr>
@@ -11822,25 +11706,28 @@
         </w:numPr>
         <w:ind w:left="720" w:hanging="360"/>
         <w:rPr>
-          <w:u w:val="none"/>
-        </w:rPr>
-      </w:pPr>
-      <w:r>
-        <w:rPr>
-          <w:b w:val="1"/>
-          <w:bCs w:val="1"/>
+          <w:highlight w:val="yellow"/>
+        </w:rPr>
+      </w:pPr>
+      <w:r>
+        <w:rPr>
+          <w:b w:val="1"/>
+          <w:bCs w:val="1"/>
+          <w:highlight w:val="yellow"/>
           <w:rtl w:val="0"/>
         </w:rPr>
         <w:t xml:space="preserve">Market Ready</w:t>
       </w:r>
       <w:r>
         <w:rPr>
+          <w:highlight w:val="yellow"/>
           <w:rtl w:val="0"/>
         </w:rPr>
         <w:t xml:space="preserve">: </w:t>
       </w:r>
       <w:r>
         <w:rPr>
+          <w:highlight w:val="yellow"/>
           <w:rtl w:val="0"/>
         </w:rPr>
         <w:t xml:space="preserve">suited to rental listings to mid-range homes needing a clean, professional finish.</w:t>
@@ -11854,25 +11741,28 @@
         </w:numPr>
         <w:ind w:left="720" w:hanging="360"/>
         <w:rPr>
-          <w:u w:val="none"/>
-        </w:rPr>
-      </w:pPr>
-      <w:r>
-        <w:rPr>
-          <w:b w:val="1"/>
-          <w:bCs w:val="1"/>
+          <w:highlight w:val="yellow"/>
+        </w:rPr>
+      </w:pPr>
+      <w:r>
+        <w:rPr>
+          <w:b w:val="1"/>
+          <w:bCs w:val="1"/>
+          <w:highlight w:val="yellow"/>
           <w:rtl w:val="0"/>
         </w:rPr>
         <w:t xml:space="preserve">Signature</w:t>
       </w:r>
       <w:r>
         <w:rPr>
+          <w:highlight w:val="yellow"/>
           <w:rtl w:val="0"/>
         </w:rPr>
         <w:t xml:space="preserve">: </w:t>
       </w:r>
       <w:r>
         <w:rPr>
+          <w:highlight w:val="yellow"/>
           <w:rtl w:val="0"/>
         </w:rPr>
         <w:t xml:space="preserve">our most popular tier, built around residential sales that need a strong emotional pull.</w:t>
@@ -11886,25 +11776,28 @@
         </w:numPr>
         <w:ind w:left="720" w:hanging="360"/>
         <w:rPr>
-          <w:u w:val="none"/>
-        </w:rPr>
-      </w:pPr>
-      <w:r>
-        <w:rPr>
-          <w:b w:val="1"/>
-          <w:bCs w:val="1"/>
+          <w:highlight w:val="yellow"/>
+        </w:rPr>
+      </w:pPr>
+      <w:r>
+        <w:rPr>
+          <w:b w:val="1"/>
+          <w:bCs w:val="1"/>
+          <w:highlight w:val="yellow"/>
           <w:rtl w:val="0"/>
         </w:rPr>
         <w:t xml:space="preserve">Premium</w:t>
       </w:r>
       <w:r>
         <w:rPr>
+          <w:highlight w:val="yellow"/>
           <w:rtl w:val="0"/>
         </w:rPr>
         <w:t xml:space="preserve">: </w:t>
       </w:r>
       <w:r>
         <w:rPr>
+          <w:highlight w:val="yellow"/>
           <w:rtl w:val="0"/>
         </w:rPr>
         <w:t xml:space="preserve">for high-end homes and developments wanting a refined, show-home feel.</w:t>
@@ -12061,24 +11954,6 @@
         <w:rPr>
           <w:rtl w:val="0"/>
         </w:rPr>
-        <w:t xml:space="preserve">Studio-level artwork included</w:t>
-      </w:r>
-    </w:p>
-    <w:p>
-      <w:pPr>
-        <w:numPr>
-          <w:ilvl w:val="0"/>
-          <w:numId w:val="35"/>
-        </w:numPr>
-        <w:ind w:left="720" w:hanging="360"/>
-        <w:rPr>
-          <w:u w:val="none"/>
-        </w:rPr>
-      </w:pPr>
-      <w:r>
-        <w:rPr>
-          <w:rtl w:val="0"/>
-        </w:rPr>
         <w:t xml:space="preserve">Free quotes with in-person walkthroughs</w:t>
       </w:r>
     </w:p>
@@ -12364,7 +12239,7 @@
         <w:rPr>
           <w:rtl w:val="0"/>
         </w:rPr>
-        <w:t xml:space="preserve"> can style a wide range of old and new apartments, using layered textures, artwork and lighting to create a distinct identity and turn compact layouts into more appealing, lifestyle-focused spaces.</w:t>
+        <w:t xml:space="preserve"> can style a wide range of old and new apartments, using layered textures and lighting to create a distinct identity and turn compact layouts into more appealing, lifestyle-focused spaces.</w:t>
       </w:r>
     </w:p>
     <w:p>
@@ -12422,7 +12297,7 @@
         <w:rPr>
           <w:rtl w:val="0"/>
         </w:rPr>
-        <w:t xml:space="preserve">Each concept is shaped after an in-person walkthrough, with furniture, artwork and styling pieces selected to enhance flow, highlight key features and build stronger buyer </w:t>
+        <w:t xml:space="preserve">Each concept is shaped after an in-person walkthrough, with furniture and styling pieces selected to enhance flow, highlight key features and build stronger buyer </w:t>
       </w:r>
       <w:r>
         <w:rPr>
@@ -13096,24 +12971,6 @@
           <w:rtl w:val="0"/>
         </w:rPr>
         <w:t xml:space="preserve">A dedicated lead stylist with years of industry experience on every project</w:t>
-      </w:r>
-    </w:p>
-    <w:p>
-      <w:pPr>
-        <w:numPr>
-          <w:ilvl w:val="0"/>
-          <w:numId w:val="21"/>
-        </w:numPr>
-        <w:ind w:left="720" w:hanging="360"/>
-        <w:rPr>
-          <w:u w:val="none"/>
-        </w:rPr>
-      </w:pPr>
-      <w:r>
-        <w:rPr>
-          <w:rtl w:val="0"/>
-        </w:rPr>
-        <w:t xml:space="preserve">Studio-level artwork, curated furniture, layered lighting, rugs and fresh florals included</w:t>
       </w:r>
     </w:p>
     <w:p>
@@ -13912,7 +13769,7 @@
         <w:rPr>
           <w:rtl w:val="0"/>
         </w:rPr>
-        <w:t xml:space="preserve">With so many apartments listed at any given time, even beautifully presented homes can start to look interchangeable online. Our property staging crafts a distinct visual identity for each residence, from layered textures and gallery artwork down to the finishing florals, so your property stays memorable across campaign imagery and in-person inspections.</w:t>
+        <w:t xml:space="preserve">With so many apartments listed at any given time, even beautifully presented homes can start to look interchangeable online. Our property staging crafts a distinct visual identity for each residence so that your property is as memorable in campaign imagery as it is in-person.</w:t>
       </w:r>
     </w:p>
     <w:p>
@@ -14256,7 +14113,7 @@
         <w:rPr>
           <w:rtl w:val="0"/>
         </w:rPr>
-        <w:t xml:space="preserve">Studio-level artwork, fresh florals, lighting and statement pieces included</w:t>
+        <w:t xml:space="preserve">Outdoor staging available where required</w:t>
       </w:r>
     </w:p>
     <w:p>
@@ -14274,7 +14131,7 @@
         <w:rPr>
           <w:rtl w:val="0"/>
         </w:rPr>
-        <w:t xml:space="preserve">Outdoor staging available where required</w:t>
+        <w:t xml:space="preserve">Six-week campaign install with extension options</w:t>
       </w:r>
     </w:p>
     <w:p>
@@ -14292,24 +14149,6 @@
         <w:rPr>
           <w:rtl w:val="0"/>
         </w:rPr>
-        <w:t xml:space="preserve">Six-week campaign install with extension options</w:t>
-      </w:r>
-    </w:p>
-    <w:p>
-      <w:pPr>
-        <w:numPr>
-          <w:ilvl w:val="0"/>
-          <w:numId w:val="4"/>
-        </w:numPr>
-        <w:ind w:left="720" w:hanging="360"/>
-        <w:rPr>
-          <w:u w:val="none"/>
-        </w:rPr>
-      </w:pPr>
-      <w:r>
-        <w:rPr>
-          <w:rtl w:val="0"/>
-        </w:rPr>
         <w:t xml:space="preserve">Free in-person consultation and tailored quote</w:t>
       </w:r>
     </w:p>
@@ -14856,7 +14695,13 @@
         <w:rPr>
           <w:rtl w:val="0"/>
         </w:rPr>
-        <w:t xml:space="preserve">Meta Description: Premium home staging in Richmond for Victorian terraces, warehouse conversions and modern apartments. Stand out in a competitive market with STYLD.</w:t>
+        <w:t xml:space="preserve">Meta Description: Home staging in Richmond</w:t>
+      </w:r>
+      <w:r>
+        <w:rPr>
+          <w:rtl w:val="0"/>
+        </w:rPr>
+        <w:t xml:space="preserve"> for Victorian terraces, warehouse conversions and modern apartments. Stand out in a competitive market with STYLD.</w:t>
       </w:r>
     </w:p>
     <w:p>
@@ -14959,16 +14804,6 @@
     </w:p>
     <w:p>
       <w:pPr>
-        <w:rPr/>
-      </w:pPr>
-      <w:r>
-        <w:rPr>
-          <w:rtl w:val="0"/>
-        </w:rPr>
-      </w:r>
-    </w:p>
-    <w:p>
-      <w:pPr>
         <w:rPr>
           <w:b w:val="1"/>
           <w:bCs w:val="1"/>
@@ -15022,7 +14857,7 @@
         <w:rPr>
           <w:rtl w:val="0"/>
         </w:rPr>
-        <w:t xml:space="preserve">Every furniture choice, artwork placement and finishing detail is selected to suit your property's architecture, location and likely buyer.</w:t>
+        <w:t xml:space="preserve">Every design choice and finishing detail is selected to suit your property's architecture, location and likely buyer.</w:t>
       </w:r>
     </w:p>
     <w:p>
@@ -15079,7 +14914,7 @@
         <w:rPr>
           <w:rtl w:val="0"/>
         </w:rPr>
-        <w:t xml:space="preserve">Single and double-fronted terraces share a recognisable footprint, but considered styling can shift a home from familiar to unforgettable. We work in sympathy with original architectural features, things like ornate cornicing, period fireplaces and polished timber floors, layering in contemporary furniture and curated artwork to lift the character without overpowering it.</w:t>
+        <w:t xml:space="preserve">Single and double-fronted terraces share a recognisable footprint, but considered styling can shift a home from familiar to unforgettable. We work in sympathy with original architectural features, things like ornate cornicing, period fireplaces and polished timber floors, applying carefully considered design choices that lift the character without overpowering it.</w:t>
       </w:r>
     </w:p>
     <w:p>
@@ -15271,22 +15106,24 @@
         </w:numPr>
         <w:ind w:left="720" w:hanging="360"/>
         <w:rPr>
-          <w:u w:val="none"/>
-        </w:rPr>
-      </w:pPr>
-      <w:r>
-        <w:rPr>
-          <w:b w:val="1"/>
-          <w:bCs w:val="1"/>
-          <w:rtl w:val="0"/>
-        </w:rPr>
-        <w:t xml:space="preserve">Market Ready</w:t>
-      </w:r>
-      <w:r>
-        <w:rPr>
-          <w:rtl w:val="0"/>
-        </w:rPr>
-        <w:t xml:space="preserve"> is best for rental listings and lower to mid-range homes needing a clean, professional finish.</w:t>
+          <w:highlight w:val="yellow"/>
+        </w:rPr>
+      </w:pPr>
+      <w:r>
+        <w:rPr>
+          <w:b w:val="1"/>
+          <w:bCs w:val="1"/>
+          <w:highlight w:val="yellow"/>
+          <w:rtl w:val="0"/>
+        </w:rPr>
+        <w:t xml:space="preserve">Signature</w:t>
+      </w:r>
+      <w:r>
+        <w:rPr>
+          <w:highlight w:val="yellow"/>
+          <w:rtl w:val="0"/>
+        </w:rPr>
+        <w:t xml:space="preserve"> is our most popular package. Ideal for residential sales aiming to build an emotional connection with buyers.</w:t>
       </w:r>
     </w:p>
     <w:p>
@@ -15297,22 +15134,24 @@
         </w:numPr>
         <w:ind w:left="720" w:hanging="360"/>
         <w:rPr>
-          <w:u w:val="none"/>
-        </w:rPr>
-      </w:pPr>
-      <w:r>
-        <w:rPr>
-          <w:b w:val="1"/>
-          <w:bCs w:val="1"/>
-          <w:rtl w:val="0"/>
-        </w:rPr>
-        <w:t xml:space="preserve">Signature</w:t>
-      </w:r>
-      <w:r>
-        <w:rPr>
-          <w:rtl w:val="0"/>
-        </w:rPr>
-        <w:t xml:space="preserve"> is our most popular package. Ideal for residential sales aiming to build an emotional connection with buyers.</w:t>
+          <w:highlight w:val="yellow"/>
+        </w:rPr>
+      </w:pPr>
+      <w:r>
+        <w:rPr>
+          <w:b w:val="1"/>
+          <w:bCs w:val="1"/>
+          <w:highlight w:val="yellow"/>
+          <w:rtl w:val="0"/>
+        </w:rPr>
+        <w:t xml:space="preserve">Market Ready</w:t>
+      </w:r>
+      <w:r>
+        <w:rPr>
+          <w:highlight w:val="yellow"/>
+          <w:rtl w:val="0"/>
+        </w:rPr>
+        <w:t xml:space="preserve"> is best for rental listings and lower to mid-range homes needing a clean, professional finish.</w:t>
       </w:r>
     </w:p>
     <w:p>
@@ -15323,19 +15162,21 @@
         </w:numPr>
         <w:ind w:left="720" w:hanging="360"/>
         <w:rPr>
-          <w:u w:val="none"/>
-        </w:rPr>
-      </w:pPr>
-      <w:r>
-        <w:rPr>
-          <w:b w:val="1"/>
-          <w:bCs w:val="1"/>
+          <w:highlight w:val="yellow"/>
+        </w:rPr>
+      </w:pPr>
+      <w:r>
+        <w:rPr>
+          <w:b w:val="1"/>
+          <w:bCs w:val="1"/>
+          <w:highlight w:val="yellow"/>
           <w:rtl w:val="0"/>
         </w:rPr>
         <w:t xml:space="preserve">Premium</w:t>
       </w:r>
       <w:r>
         <w:rPr>
+          <w:highlight w:val="yellow"/>
           <w:rtl w:val="0"/>
         </w:rPr>
         <w:t xml:space="preserve"> has been designed for high-end Richmond homes and developments seeking a refined, show-home presentation.</w:t>
@@ -15541,7 +15382,7 @@
         <w:rPr>
           <w:rtl w:val="0"/>
         </w:rPr>
-        <w:t xml:space="preserve">Studio-level artwork included</w:t>
+        <w:t xml:space="preserve">Outdoor staging available</w:t>
       </w:r>
     </w:p>
     <w:p>
@@ -15559,24 +15400,6 @@
         <w:rPr>
           <w:rtl w:val="0"/>
         </w:rPr>
-        <w:t xml:space="preserve">Outdoor staging available</w:t>
-      </w:r>
-    </w:p>
-    <w:p>
-      <w:pPr>
-        <w:numPr>
-          <w:ilvl w:val="0"/>
-          <w:numId w:val="39"/>
-        </w:numPr>
-        <w:ind w:left="720" w:hanging="360"/>
-        <w:rPr>
-          <w:u w:val="none"/>
-        </w:rPr>
-      </w:pPr>
-      <w:r>
-        <w:rPr>
-          <w:rtl w:val="0"/>
-        </w:rPr>
         <w:t xml:space="preserve">Free in-person walkthrough quotes</w:t>
       </w:r>
     </w:p>
@@ -15845,31 +15668,31 @@
           <w:bCs w:val="1"/>
           <w:rtl w:val="0"/>
         </w:rPr>
-        <w:t xml:space="preserve">Do you provide furniture and artwork?</w:t>
-      </w:r>
-    </w:p>
-    <w:p>
-      <w:pPr>
-        <w:rPr>
-          <w:b w:val="1"/>
-          <w:bCs w:val="1"/>
-        </w:rPr>
-      </w:pPr>
-      <w:r>
-        <w:rPr>
-          <w:rtl w:val="0"/>
-        </w:rPr>
-      </w:r>
-    </w:p>
-    <w:p>
-      <w:pPr>
-        <w:rPr/>
-      </w:pPr>
-      <w:r>
-        <w:rPr>
-          <w:rtl w:val="0"/>
-        </w:rPr>
-        <w:t xml:space="preserve">Yes. Furniture, rugs, lighting, studio-level artwork, fresh florals and greenery are all included.</w:t>
+        <w:t xml:space="preserve">Do you provide florals and artwork?</w:t>
+      </w:r>
+    </w:p>
+    <w:p>
+      <w:pPr>
+        <w:rPr>
+          <w:b w:val="1"/>
+          <w:bCs w:val="1"/>
+        </w:rPr>
+      </w:pPr>
+      <w:r>
+        <w:rPr>
+          <w:rtl w:val="0"/>
+        </w:rPr>
+      </w:r>
+    </w:p>
+    <w:p>
+      <w:pPr>
+        <w:rPr/>
+      </w:pPr>
+      <w:r>
+        <w:rPr>
+          <w:rtl w:val="0"/>
+        </w:rPr>
+        <w:t xml:space="preserve">Yes, but only as an additional feature. This applies to studio-level artwork, fresh florals and greenery. Please reach out to us if you’d like to learn more.</w:t>
       </w:r>
     </w:p>
     <w:p>
@@ -16279,7 +16102,7 @@
         <w:rPr>
           <w:rtl w:val="0"/>
         </w:rPr>
-        <w:t xml:space="preserve">From there, you'll receive a tailored concept and detailed quote shaped around your residence and your campaign goals. Once this is approved, we handle delivery placement and installation in-house, including furniture, artwork, rugs, lighting, florals and finishing pieces. Styling stays in place for a six-week campaign, and you can extend it or arrange a collection when the time comes.</w:t>
+        <w:t xml:space="preserve">From there, you'll receive a tailored concept and detailed quote shaped around your residence and your campaign goals. Once this is approved, we handle delivery placement and installation in-house, including furniture, rugs, lighting, and more. Styling stays in place for a six-week campaign, and you can extend it or arrange a collection when the time comes.</w:t>
       </w:r>
     </w:p>
     <w:p>
@@ -16531,7 +16354,7 @@
         <w:rPr>
           <w:rtl w:val="0"/>
         </w:rPr>
-        <w:t xml:space="preserve">Studio-level artwork, considered furniture and refined finishing details</w:t>
+        <w:t xml:space="preserve">Considered furniture and refined finishing details</w:t>
       </w:r>
     </w:p>
     <w:p>
@@ -16847,7 +16670,7 @@
         <w:rPr>
           <w:rtl w:val="0"/>
         </w:rPr>
-        <w:t xml:space="preserve">Furniture, rugs, lighting, studio-level artwork, florals, greenery and finishing pieces, all delivered and installed by our team.</w:t>
+        <w:t xml:space="preserve">Furniture, rugs, lighting, and a range of optional add-ons, with it all delivered and installed by our team.</w:t>
       </w:r>
     </w:p>
     <w:p>
@@ -17382,7 +17205,7 @@
         <w:rPr>
           <w:rtl w:val="0"/>
         </w:rPr>
-        <w:t xml:space="preserve">We offer both full and partial property staging, working with your existing pieces where they suit the brief rather than insisting on a wholesale swap. Preparing a turnkey apartment for professional buyers? Managing a high-end development as an agent? Living in the home and need a more resolved finish? Our approach adapts to the property's architecture, location and most likely buyer.</w:t>
+        <w:t xml:space="preserve">We offer both full and partial property staging, working with your existing pieces where they suit the brief. Preparing a turnkey apartment for professional buyers? Managing a high-end development as an agent? Living in the home and need a more resolved finish? Our approach adapts to the property's architecture, location and most likely buyer.</w:t>
       </w:r>
     </w:p>
     <w:p>
@@ -17701,7 +17524,7 @@
         <w:rPr>
           <w:rtl w:val="0"/>
         </w:rPr>
-        <w:t xml:space="preserve">Studio-level artwork, fresh florals, feature lighting and premium furniture included</w:t>
+        <w:t xml:space="preserve">Six-week campaign period, with options to extend</w:t>
       </w:r>
     </w:p>
     <w:p>
@@ -17719,24 +17542,6 @@
         <w:rPr>
           <w:rtl w:val="0"/>
         </w:rPr>
-        <w:t xml:space="preserve">Six-week campaign period, with options to extend</w:t>
-      </w:r>
-    </w:p>
-    <w:p>
-      <w:pPr>
-        <w:numPr>
-          <w:ilvl w:val="0"/>
-          <w:numId w:val="36"/>
-        </w:numPr>
-        <w:ind w:left="720" w:hanging="360"/>
-        <w:rPr>
-          <w:u w:val="none"/>
-        </w:rPr>
-      </w:pPr>
-      <w:r>
-        <w:rPr>
-          <w:rtl w:val="0"/>
-        </w:rPr>
         <w:t xml:space="preserve">Free in-person quote and tailored concept</w:t>
       </w:r>
     </w:p>
@@ -18619,7 +18424,7 @@
         <w:rPr>
           <w:rtl w:val="0"/>
         </w:rPr>
-        <w:t xml:space="preserve">Coordination across furniture, artwork, rugs, lighting, florals and styling pieces</w:t>
+        <w:t xml:space="preserve">Coordination across furniture, rugs, lighting, and more</w:t>
       </w:r>
     </w:p>
     <w:p>
@@ -18812,7 +18617,7 @@
         <w:rPr>
           <w:rtl w:val="0"/>
         </w:rPr>
-        <w:t xml:space="preserve">Studio-level artwork, layered textures and feature lighting</w:t>
+        <w:t xml:space="preserve">Layered textures and feature lighting</w:t>
       </w:r>
     </w:p>
     <w:p>
@@ -19129,7 +18934,7 @@
         <w:rPr>
           <w:rtl w:val="0"/>
         </w:rPr>
-        <w:t xml:space="preserve">A typical service includes a tailored styling concept, furniture, artwork, rugs, lighting, florals and finishing pieces, along with delivery, installation and collection managed by our in-house team.</w:t>
+        <w:t xml:space="preserve">A typical service includes a tailored styling concept, furniture, rugs, lighting, and finishing pieces, along with delivery, installation and collection managed by our in-house team.</w:t>
       </w:r>
     </w:p>
     <w:p>
@@ -19542,40 +19347,42 @@
         <w:rPr>
           <w:rtl w:val="0"/>
         </w:rPr>
-        <w:t xml:space="preserve">Property styling is a fantastic way to honour those original features, while bringing in the warmth and sophistication modern buyers expect. Every furniture, artwork and lighting decision is made to suit the scale of narrow terrace floor plans, complement high ceilings, and draw the eye to the features that justify a premium price.</w:t>
-      </w:r>
-    </w:p>
-    <w:p>
-      <w:pPr>
-        <w:rPr/>
-      </w:pPr>
-      <w:r>
-        <w:rPr>
-          <w:rtl w:val="0"/>
-        </w:rPr>
-      </w:r>
-    </w:p>
-    <w:p>
-      <w:pPr>
-        <w:rPr/>
-      </w:pPr>
-      <w:r>
-        <w:rPr>
-          <w:rtl w:val="0"/>
-        </w:rPr>
-      </w:r>
-    </w:p>
-    <w:p>
-      <w:pPr>
-        <w:rPr>
-          <w:b w:val="1"/>
-          <w:bCs w:val="1"/>
-        </w:rPr>
-      </w:pPr>
-      <w:r>
-        <w:rPr>
-          <w:b w:val="1"/>
-          <w:bCs w:val="1"/>
+        <w:t xml:space="preserve">Property styling is a fantastic way to honour those original features, while bringing in the warmth and sophistication modern buyers expect. Every decision is made to suit the scale of floor plans, complement high ceilings, and draw the eye to the features that justify a premium price.</w:t>
+      </w:r>
+    </w:p>
+    <w:p>
+      <w:pPr>
+        <w:rPr/>
+      </w:pPr>
+      <w:r>
+        <w:rPr>
+          <w:rtl w:val="0"/>
+        </w:rPr>
+      </w:r>
+    </w:p>
+    <w:p>
+      <w:pPr>
+        <w:rPr/>
+      </w:pPr>
+      <w:r>
+        <w:rPr>
+          <w:rtl w:val="0"/>
+        </w:rPr>
+      </w:r>
+    </w:p>
+    <w:p>
+      <w:pPr>
+        <w:rPr>
+          <w:b w:val="1"/>
+          <w:bCs w:val="1"/>
+          <w:highlight w:val="yellow"/>
+        </w:rPr>
+      </w:pPr>
+      <w:r>
+        <w:rPr>
+          <w:b w:val="1"/>
+          <w:bCs w:val="1"/>
+          <w:highlight w:val="yellow"/>
           <w:rtl w:val="0"/>
         </w:rPr>
         <w:t xml:space="preserve">H3: Styling Solutions for Every Property and Strategy</w:t>
@@ -19583,20 +19390,25 @@
     </w:p>
     <w:p>
       <w:pPr>
-        <w:rPr/>
-      </w:pPr>
-      <w:r>
-        <w:rPr>
-          <w:rtl w:val="0"/>
-        </w:rPr>
-      </w:r>
-    </w:p>
-    <w:p>
-      <w:pPr>
-        <w:rPr/>
-      </w:pPr>
-      <w:r>
-        <w:rPr>
+        <w:rPr>
+          <w:highlight w:val="yellow"/>
+        </w:rPr>
+      </w:pPr>
+      <w:r>
+        <w:rPr>
+          <w:rtl w:val="0"/>
+        </w:rPr>
+      </w:r>
+    </w:p>
+    <w:p>
+      <w:pPr>
+        <w:rPr>
+          <w:highlight w:val="yellow"/>
+        </w:rPr>
+      </w:pPr>
+      <w:r>
+        <w:rPr>
+          <w:highlight w:val="yellow"/>
           <w:rtl w:val="0"/>
         </w:rPr>
         <w:t xml:space="preserve">We offer three package tiers, with options to suit different residences, budgets and sale strategies:</w:t>
@@ -19604,7 +19416,9 @@
     </w:p>
     <w:p>
       <w:pPr>
-        <w:rPr/>
+        <w:rPr>
+          <w:highlight w:val="yellow"/>
+        </w:rPr>
       </w:pPr>
       <w:r>
         <w:rPr>
@@ -19620,19 +19434,21 @@
         </w:numPr>
         <w:ind w:left="720" w:hanging="360"/>
         <w:rPr>
-          <w:u w:val="none"/>
-        </w:rPr>
-      </w:pPr>
-      <w:r>
-        <w:rPr>
-          <w:b w:val="1"/>
-          <w:bCs w:val="1"/>
+          <w:highlight w:val="yellow"/>
+        </w:rPr>
+      </w:pPr>
+      <w:r>
+        <w:rPr>
+          <w:b w:val="1"/>
+          <w:bCs w:val="1"/>
+          <w:highlight w:val="yellow"/>
           <w:rtl w:val="0"/>
         </w:rPr>
         <w:t xml:space="preserve">Market Ready:</w:t>
       </w:r>
       <w:r>
         <w:rPr>
+          <w:highlight w:val="yellow"/>
           <w:rtl w:val="0"/>
         </w:rPr>
         <w:t xml:space="preserve"> Clean, professional presentation for rental listings and lower to mid-range homes.</w:t>
@@ -19646,25 +19462,28 @@
         </w:numPr>
         <w:ind w:left="720" w:hanging="360"/>
         <w:rPr>
-          <w:u w:val="none"/>
-        </w:rPr>
-      </w:pPr>
-      <w:r>
-        <w:rPr>
-          <w:b w:val="1"/>
-          <w:bCs w:val="1"/>
+          <w:highlight w:val="yellow"/>
+        </w:rPr>
+      </w:pPr>
+      <w:r>
+        <w:rPr>
+          <w:b w:val="1"/>
+          <w:bCs w:val="1"/>
+          <w:highlight w:val="yellow"/>
           <w:rtl w:val="0"/>
         </w:rPr>
         <w:t xml:space="preserve">Signature</w:t>
       </w:r>
       <w:r>
         <w:rPr>
+          <w:highlight w:val="yellow"/>
           <w:rtl w:val="0"/>
         </w:rPr>
         <w:t xml:space="preserve">: O</w:t>
       </w:r>
       <w:r>
         <w:rPr>
+          <w:highlight w:val="yellow"/>
           <w:rtl w:val="0"/>
         </w:rPr>
         <w:t xml:space="preserve">ur most popular package, designed to build an emotional connection with buyers across most residential sales.</w:t>
@@ -19678,19 +19497,21 @@
         </w:numPr>
         <w:ind w:left="720" w:hanging="360"/>
         <w:rPr>
-          <w:u w:val="none"/>
-        </w:rPr>
-      </w:pPr>
-      <w:r>
-        <w:rPr>
-          <w:b w:val="1"/>
-          <w:bCs w:val="1"/>
+          <w:highlight w:val="yellow"/>
+        </w:rPr>
+      </w:pPr>
+      <w:r>
+        <w:rPr>
+          <w:b w:val="1"/>
+          <w:bCs w:val="1"/>
+          <w:highlight w:val="yellow"/>
           <w:rtl w:val="0"/>
         </w:rPr>
         <w:t xml:space="preserve">Premium</w:t>
       </w:r>
       <w:r>
         <w:rPr>
+          <w:highlight w:val="yellow"/>
           <w:rtl w:val="0"/>
         </w:rPr>
         <w:t xml:space="preserve">: refined, show-home presentation for high-end homes, heritage residences and new developments.</w:t>
@@ -19698,20 +19519,25 @@
     </w:p>
     <w:p>
       <w:pPr>
-        <w:rPr/>
-      </w:pPr>
-      <w:r>
-        <w:rPr>
-          <w:rtl w:val="0"/>
-        </w:rPr>
-      </w:r>
-    </w:p>
-    <w:p>
-      <w:pPr>
-        <w:rPr/>
-      </w:pPr>
-      <w:r>
-        <w:rPr>
+        <w:rPr>
+          <w:highlight w:val="yellow"/>
+        </w:rPr>
+      </w:pPr>
+      <w:r>
+        <w:rPr>
+          <w:rtl w:val="0"/>
+        </w:rPr>
+      </w:r>
+    </w:p>
+    <w:p>
+      <w:pPr>
+        <w:rPr>
+          <w:highlight w:val="yellow"/>
+        </w:rPr>
+      </w:pPr>
+      <w:r>
+        <w:rPr>
+          <w:highlight w:val="yellow"/>
           <w:rtl w:val="0"/>
         </w:rPr>
         <w:t xml:space="preserve">We also offer partial styling for occupied homes that already have strong foundations but need a more resolved finish. </w:t>
@@ -19719,20 +19545,25 @@
     </w:p>
     <w:p>
       <w:pPr>
-        <w:rPr/>
-      </w:pPr>
-      <w:r>
-        <w:rPr>
-          <w:rtl w:val="0"/>
-        </w:rPr>
-      </w:r>
-    </w:p>
-    <w:p>
-      <w:pPr>
-        <w:rPr/>
-      </w:pPr>
-      <w:r>
-        <w:rPr>
+        <w:rPr>
+          <w:highlight w:val="yellow"/>
+        </w:rPr>
+      </w:pPr>
+      <w:r>
+        <w:rPr>
+          <w:rtl w:val="0"/>
+        </w:rPr>
+      </w:r>
+    </w:p>
+    <w:p>
+      <w:pPr>
+        <w:rPr>
+          <w:highlight w:val="yellow"/>
+        </w:rPr>
+      </w:pPr>
+      <w:r>
+        <w:rPr>
+          <w:highlight w:val="yellow"/>
           <w:rtl w:val="0"/>
         </w:rPr>
         <w:t xml:space="preserve">Book your in-person walkthrough and free quote with our lead stylist now!</w:t>
@@ -19980,7 +19811,7 @@
         <w:rPr>
           <w:rtl w:val="0"/>
         </w:rPr>
-        <w:t xml:space="preserve">Studio-level artwork, designer furniture, rugs, lighting and styling pieces included</w:t>
+        <w:t xml:space="preserve">Furniture, rugs, lighting and styling pieces included</w:t>
       </w:r>
     </w:p>
     <w:p>
@@ -20913,12 +20744,14 @@
         <w:rPr>
           <w:b w:val="1"/>
           <w:bCs w:val="1"/>
-        </w:rPr>
-      </w:pPr>
-      <w:r>
-        <w:rPr>
-          <w:b w:val="1"/>
-          <w:bCs w:val="1"/>
+          <w:highlight w:val="yellow"/>
+        </w:rPr>
+      </w:pPr>
+      <w:r>
+        <w:rPr>
+          <w:b w:val="1"/>
+          <w:bCs w:val="1"/>
+          <w:highlight w:val="yellow"/>
           <w:rtl w:val="0"/>
         </w:rPr>
         <w:t xml:space="preserve">H2: Your Local Home Styling Windsor Specialists</w:t>
@@ -20926,20 +20759,25 @@
     </w:p>
     <w:p>
       <w:pPr>
-        <w:rPr/>
-      </w:pPr>
-      <w:r>
-        <w:rPr>
-          <w:rtl w:val="0"/>
-        </w:rPr>
-      </w:r>
-    </w:p>
-    <w:p>
-      <w:pPr>
-        <w:rPr/>
-      </w:pPr>
-      <w:r>
-        <w:rPr>
+        <w:rPr>
+          <w:highlight w:val="yellow"/>
+        </w:rPr>
+      </w:pPr>
+      <w:r>
+        <w:rPr>
+          <w:rtl w:val="0"/>
+        </w:rPr>
+      </w:r>
+    </w:p>
+    <w:p>
+      <w:pPr>
+        <w:rPr>
+          <w:highlight w:val="yellow"/>
+        </w:rPr>
+      </w:pPr>
+      <w:r>
+        <w:rPr>
+          <w:highlight w:val="yellow"/>
           <w:rtl w:val="0"/>
         </w:rPr>
         <w:t xml:space="preserve">We offer three tiered packages, Market Ready, Signature and Premium, to suit different property types, budgets and sale strategies. Mid-range residence needing a clean, professional finish? High-end development wanting a refined show-home feel? Every concept is crafted with intention. We also provide partial styling for occupied homes with strong existing foundations, enhancing the presentation without a complete installation.</w:t>
@@ -20947,20 +20785,25 @@
     </w:p>
     <w:p>
       <w:pPr>
-        <w:rPr/>
-      </w:pPr>
-      <w:r>
-        <w:rPr>
-          <w:rtl w:val="0"/>
-        </w:rPr>
-      </w:r>
-    </w:p>
-    <w:p>
-      <w:pPr>
-        <w:rPr/>
-      </w:pPr>
-      <w:r>
-        <w:rPr>
+        <w:rPr>
+          <w:highlight w:val="yellow"/>
+        </w:rPr>
+      </w:pPr>
+      <w:r>
+        <w:rPr>
+          <w:rtl w:val="0"/>
+        </w:rPr>
+      </w:r>
+    </w:p>
+    <w:p>
+      <w:pPr>
+        <w:rPr>
+          <w:highlight w:val="yellow"/>
+        </w:rPr>
+      </w:pPr>
+      <w:r>
+        <w:rPr>
+          <w:highlight w:val="yellow"/>
           <w:rtl w:val="0"/>
         </w:rPr>
         <w:t xml:space="preserve">Request your free quote and let's discuss your property.</w:t>
@@ -20968,7 +20811,9 @@
     </w:p>
     <w:p>
       <w:pPr>
-        <w:rPr/>
+        <w:rPr>
+          <w:highlight w:val="yellow"/>
+        </w:rPr>
       </w:pPr>
       <w:r>
         <w:rPr>
@@ -21117,7 +20962,7 @@
         <w:rPr>
           <w:rtl w:val="0"/>
         </w:rPr>
-        <w:t xml:space="preserve">Studio-level artwork, fresh florals, premium furniture and feature lighting included</w:t>
+        <w:t xml:space="preserve">Six-week campaign styling, with extensions available</w:t>
       </w:r>
     </w:p>
     <w:p>
@@ -21135,7 +20980,7 @@
         <w:rPr>
           <w:rtl w:val="0"/>
         </w:rPr>
-        <w:t xml:space="preserve">Six-week campaign styling, with extensions available</w:t>
+        <w:t xml:space="preserve">Coordination of cleaning, storage, landscaping and minor maintenance where needed</w:t>
       </w:r>
     </w:p>
     <w:p>
@@ -21153,24 +20998,6 @@
         <w:rPr>
           <w:rtl w:val="0"/>
         </w:rPr>
-        <w:t xml:space="preserve">Coordination of cleaning, storage, landscaping and minor maintenance where needed</w:t>
-      </w:r>
-    </w:p>
-    <w:p>
-      <w:pPr>
-        <w:numPr>
-          <w:ilvl w:val="0"/>
-          <w:numId w:val="24"/>
-        </w:numPr>
-        <w:ind w:left="720" w:hanging="360"/>
-        <w:rPr>
-          <w:u w:val="none"/>
-        </w:rPr>
-      </w:pPr>
-      <w:r>
-        <w:rPr>
-          <w:rtl w:val="0"/>
-        </w:rPr>
         <w:t xml:space="preserve">Complimentary in-person walkthroughs</w:t>
       </w:r>
     </w:p>
@@ -21768,7 +21595,7 @@
         <w:rPr>
           <w:rtl w:val="0"/>
         </w:rPr>
-        <w:t xml:space="preserve">From reimagined layouts to stylish artwork, furniture, and lighting, we apply considered design touches to present your property in its best light. Our team can also provide support from the first consultation all the way through to the final walkthrough.</w:t>
+        <w:t xml:space="preserve">From reimagined layouts to stylish furniture, rugs, and lighting, we apply considered design touches to present your property in its best light. Our team can also provide support from the first consultation all the way through to the final walkthrough.</w:t>
       </w:r>
     </w:p>
     <w:p>
@@ -21937,12 +21764,14 @@
         <w:rPr>
           <w:b w:val="1"/>
           <w:bCs w:val="1"/>
-        </w:rPr>
-      </w:pPr>
-      <w:r>
-        <w:rPr>
-          <w:b w:val="1"/>
-          <w:bCs w:val="1"/>
+          <w:highlight w:val="yellow"/>
+        </w:rPr>
+      </w:pPr>
+      <w:r>
+        <w:rPr>
+          <w:b w:val="1"/>
+          <w:bCs w:val="1"/>
+          <w:highlight w:val="yellow"/>
           <w:rtl w:val="0"/>
         </w:rPr>
         <w:t xml:space="preserve">H3: Home Styling Packages in Caulfield </w:t>
@@ -21953,26 +21782,31 @@
         <w:rPr>
           <w:b w:val="1"/>
           <w:bCs w:val="1"/>
-        </w:rPr>
-      </w:pPr>
-      <w:r>
-        <w:rPr>
-          <w:rtl w:val="0"/>
-        </w:rPr>
-      </w:r>
-    </w:p>
-    <w:p>
-      <w:pPr>
-        <w:rPr/>
-      </w:pPr>
-      <w:r>
-        <w:rPr>
+          <w:highlight w:val="yellow"/>
+        </w:rPr>
+      </w:pPr>
+      <w:r>
+        <w:rPr>
+          <w:rtl w:val="0"/>
+        </w:rPr>
+      </w:r>
+    </w:p>
+    <w:p>
+      <w:pPr>
+        <w:rPr>
+          <w:highlight w:val="yellow"/>
+        </w:rPr>
+      </w:pPr>
+      <w:r>
+        <w:rPr>
+          <w:highlight w:val="yellow"/>
           <w:rtl w:val="0"/>
         </w:rPr>
         <w:t xml:space="preserve">Whether you’re based in Caulfield North, South or East, we offer</w:t>
       </w:r>
       <w:r>
         <w:rPr>
+          <w:highlight w:val="yellow"/>
           <w:rtl w:val="0"/>
         </w:rPr>
         <w:t xml:space="preserve"> three distinct styling packages to suit your circumstances. These include::</w:t>
@@ -21980,7 +21814,9 @@
     </w:p>
     <w:p>
       <w:pPr>
-        <w:rPr/>
+        <w:rPr>
+          <w:highlight w:val="yellow"/>
+        </w:rPr>
       </w:pPr>
       <w:r>
         <w:rPr>
@@ -21996,11 +21832,12 @@
         </w:numPr>
         <w:ind w:left="720" w:hanging="360"/>
         <w:rPr>
-          <w:u w:val="none"/>
-        </w:rPr>
-      </w:pPr>
-      <w:r>
-        <w:rPr>
+          <w:highlight w:val="yellow"/>
+        </w:rPr>
+      </w:pPr>
+      <w:r>
+        <w:rPr>
+          <w:highlight w:val="yellow"/>
           <w:rtl w:val="0"/>
         </w:rPr>
         <w:t xml:space="preserve">Market Ready, our clean, professional presentation for rental listings and entry-level homes.</w:t>
@@ -22014,11 +21851,12 @@
         </w:numPr>
         <w:ind w:left="720" w:hanging="360"/>
         <w:rPr>
-          <w:u w:val="none"/>
-        </w:rPr>
-      </w:pPr>
-      <w:r>
-        <w:rPr>
+          <w:highlight w:val="yellow"/>
+        </w:rPr>
+      </w:pPr>
+      <w:r>
+        <w:rPr>
+          <w:highlight w:val="yellow"/>
           <w:rtl w:val="0"/>
         </w:rPr>
         <w:t xml:space="preserve">Signature is the most popular pick, built to create emotional appeal across most residential sales.</w:t>
@@ -22032,11 +21870,12 @@
         </w:numPr>
         <w:ind w:left="720" w:hanging="360"/>
         <w:rPr>
-          <w:u w:val="none"/>
-        </w:rPr>
-      </w:pPr>
-      <w:r>
-        <w:rPr>
+          <w:highlight w:val="yellow"/>
+        </w:rPr>
+      </w:pPr>
+      <w:r>
+        <w:rPr>
+          <w:highlight w:val="yellow"/>
           <w:rtl w:val="0"/>
         </w:rPr>
         <w:t xml:space="preserve">Premium? A refined, show-home feel for high-end properties and new developments.</w:t>
@@ -22044,20 +21883,25 @@
     </w:p>
     <w:p>
       <w:pPr>
-        <w:rPr/>
-      </w:pPr>
-      <w:r>
-        <w:rPr>
-          <w:rtl w:val="0"/>
-        </w:rPr>
-      </w:r>
-    </w:p>
-    <w:p>
-      <w:pPr>
-        <w:rPr/>
-      </w:pPr>
-      <w:r>
-        <w:rPr>
+        <w:rPr>
+          <w:highlight w:val="yellow"/>
+        </w:rPr>
+      </w:pPr>
+      <w:r>
+        <w:rPr>
+          <w:rtl w:val="0"/>
+        </w:rPr>
+      </w:r>
+    </w:p>
+    <w:p>
+      <w:pPr>
+        <w:rPr>
+          <w:highlight w:val="yellow"/>
+        </w:rPr>
+      </w:pPr>
+      <w:r>
+        <w:rPr>
+          <w:highlight w:val="yellow"/>
           <w:rtl w:val="0"/>
         </w:rPr>
         <w:t xml:space="preserve">Request a free in-person quote to see how STYLD can position your home for the next campaign.</w:t>
@@ -22214,7 +22058,7 @@
         <w:rPr>
           <w:rtl w:val="0"/>
         </w:rPr>
-        <w:t xml:space="preserve">Studio-level artwork, fresh florals, layered textures and feature lighting included</w:t>
+        <w:t xml:space="preserve">Outdoor staging to lift indoor-outdoor appeal</w:t>
       </w:r>
     </w:p>
     <w:p>
@@ -22232,24 +22076,6 @@
         <w:rPr>
           <w:rtl w:val="0"/>
         </w:rPr>
-        <w:t xml:space="preserve">Outdoor staging to lift indoor-outdoor appeal</w:t>
-      </w:r>
-    </w:p>
-    <w:p>
-      <w:pPr>
-        <w:numPr>
-          <w:ilvl w:val="0"/>
-          <w:numId w:val="27"/>
-        </w:numPr>
-        <w:ind w:left="720" w:hanging="360"/>
-        <w:rPr>
-          <w:u w:val="none"/>
-        </w:rPr>
-      </w:pPr>
-      <w:r>
-        <w:rPr>
-          <w:rtl w:val="0"/>
-        </w:rPr>
         <w:t xml:space="preserve">Free in-person quotes with tailored styling concepts</w:t>
       </w:r>
     </w:p>
@@ -22370,7 +22196,7 @@
         <w:rPr>
           <w:rtl w:val="0"/>
         </w:rPr>
-        <w:t xml:space="preserve">Yes. Our partial property styling service suits occupied residences that already have furniture worth keeping. We supplement with selected pieces, artwork and finishing touches to lift the overall presentation.</w:t>
+        <w:t xml:space="preserve">Yes. Our partial property styling service suits occupied residences that already have furniture worth keeping. We supplement with selected pieces with finishing touches to lift the overall presentation.</w:t>
       </w:r>
     </w:p>
     <w:p>
@@ -23037,7 +22863,7 @@
         <w:rPr>
           <w:rtl w:val="0"/>
         </w:rPr>
-        <w:t xml:space="preserve">Studio-level artwork curation and installation</w:t>
+        <w:t xml:space="preserve">Rugs, lighting and finishing pieces</w:t>
       </w:r>
     </w:p>
     <w:p>
@@ -23052,7 +22878,7 @@
         <w:rPr>
           <w:rtl w:val="0"/>
         </w:rPr>
-        <w:t xml:space="preserve">Rugs, lighting and finishing pieces</w:t>
+        <w:t xml:space="preserve">Fresh florals and greenery (add-on only)</w:t>
       </w:r>
     </w:p>
     <w:p>
@@ -23067,7 +22893,7 @@
         <w:rPr>
           <w:rtl w:val="0"/>
         </w:rPr>
-        <w:t xml:space="preserve">Fresh florals and greenery</w:t>
+        <w:t xml:space="preserve">Staging for outdoor and alfresco areas</w:t>
       </w:r>
     </w:p>
     <w:p>
@@ -23082,21 +22908,6 @@
         <w:rPr>
           <w:rtl w:val="0"/>
         </w:rPr>
-        <w:t xml:space="preserve">Staging for outdoor and alfresco areas</w:t>
-      </w:r>
-    </w:p>
-    <w:p>
-      <w:pPr>
-        <w:numPr>
-          <w:ilvl w:val="0"/>
-          <w:numId w:val="15"/>
-        </w:numPr>
-        <w:ind w:left="720" w:hanging="360"/>
-      </w:pPr>
-      <w:r>
-        <w:rPr>
-          <w:rtl w:val="0"/>
-        </w:rPr>
         <w:t xml:space="preserve">Six-week campaign styling</w:t>
       </w:r>
     </w:p>
@@ -23185,7 +22996,7 @@
         <w:rPr>
           <w:rtl w:val="0"/>
         </w:rPr>
-        <w:t xml:space="preserve">Once we’ve developed an understanding of the space, our team will curate and install furniture, artwork, rugs, lighting and styling pieces that bring warmth, balance and clarity to each space,</w:t>
+        <w:t xml:space="preserve">Once we’ve developed an understanding of the space, our team will curate and set up styling pieces that bring warmth, balance and clarity to each space,</w:t>
       </w:r>
     </w:p>
     <w:p>
@@ -23352,7 +23163,7 @@
         <w:rPr>
           <w:rtl w:val="0"/>
         </w:rPr>
-        <w:t xml:space="preserve">Studio-level artwork included as standard</w:t>
+        <w:t xml:space="preserve">Seamless management from walkthrough through to installation</w:t>
       </w:r>
     </w:p>
     <w:p>
@@ -23370,42 +23181,6 @@
         <w:rPr>
           <w:rtl w:val="0"/>
         </w:rPr>
-        <w:t xml:space="preserve">Seamless management from walkthrough through to installation</w:t>
-      </w:r>
-    </w:p>
-    <w:p>
-      <w:pPr>
-        <w:numPr>
-          <w:ilvl w:val="0"/>
-          <w:numId w:val="40"/>
-        </w:numPr>
-        <w:ind w:left="720" w:hanging="360"/>
-        <w:rPr>
-          <w:u w:val="none"/>
-        </w:rPr>
-      </w:pPr>
-      <w:r>
-        <w:rPr>
-          <w:rtl w:val="0"/>
-        </w:rPr>
-        <w:t xml:space="preserve">Furniture, rugs, lighting, florals and styling pieces all supplied</w:t>
-      </w:r>
-    </w:p>
-    <w:p>
-      <w:pPr>
-        <w:numPr>
-          <w:ilvl w:val="0"/>
-          <w:numId w:val="40"/>
-        </w:numPr>
-        <w:ind w:left="720" w:hanging="360"/>
-        <w:rPr>
-          <w:u w:val="none"/>
-        </w:rPr>
-      </w:pPr>
-      <w:r>
-        <w:rPr>
-          <w:rtl w:val="0"/>
-        </w:rPr>
         <w:t xml:space="preserve">A free quote following your in-person walkthrough</w:t>
       </w:r>
     </w:p>
@@ -23716,31 +23491,31 @@
           <w:bCs w:val="1"/>
           <w:rtl w:val="0"/>
         </w:rPr>
-        <w:t xml:space="preserve">Do you provide furniture and artwork?</w:t>
-      </w:r>
-    </w:p>
-    <w:p>
-      <w:pPr>
-        <w:rPr>
-          <w:b w:val="1"/>
-          <w:bCs w:val="1"/>
-        </w:rPr>
-      </w:pPr>
-      <w:r>
-        <w:rPr>
-          <w:rtl w:val="0"/>
-        </w:rPr>
-      </w:r>
-    </w:p>
-    <w:p>
-      <w:pPr>
-        <w:rPr/>
-      </w:pPr>
-      <w:r>
-        <w:rPr>
-          <w:rtl w:val="0"/>
-        </w:rPr>
-        <w:t xml:space="preserve">Yes. Furniture, rugs, lighting, studio-level artwork, florals and greenery are all supplied as part of the styling process.</w:t>
+        <w:t xml:space="preserve">Do you provide florals and artwork?</w:t>
+      </w:r>
+    </w:p>
+    <w:p>
+      <w:pPr>
+        <w:rPr>
+          <w:b w:val="1"/>
+          <w:bCs w:val="1"/>
+        </w:rPr>
+      </w:pPr>
+      <w:r>
+        <w:rPr>
+          <w:rtl w:val="0"/>
+        </w:rPr>
+      </w:r>
+    </w:p>
+    <w:p>
+      <w:pPr>
+        <w:rPr/>
+      </w:pPr>
+      <w:r>
+        <w:rPr>
+          <w:rtl w:val="0"/>
+        </w:rPr>
+        <w:t xml:space="preserve">Yes, however these are only available as an add-on. If you’re interested in artwork, florals and greenery, please speak with our friendly team.</w:t>
       </w:r>
     </w:p>
     <w:p>
@@ -24170,25 +23945,28 @@
         <w:rPr>
           <w:rtl w:val="0"/>
         </w:rPr>
-        <w:t xml:space="preserve">Our approach to home styling in Northcote is considered, intentional, and built around designs that appeal to the modern buyer. After considering the layout, we layer furniture, artwork and feature lighting so each space has warmth, flow and a clear point of view.</w:t>
-      </w:r>
-    </w:p>
-    <w:p>
-      <w:pPr>
-        <w:rPr/>
-      </w:pPr>
-      <w:r>
-        <w:rPr>
-          <w:rtl w:val="0"/>
-        </w:rPr>
-      </w:r>
-    </w:p>
-    <w:p>
-      <w:pPr>
-        <w:rPr/>
-      </w:pPr>
-      <w:r>
-        <w:rPr>
+        <w:t xml:space="preserve">Our approach to home styling in Northcote is considered, intentional, and built around designs that appeal to the modern buyer. After considering the layout, we layer design elements so that each space has warmth, flow, and a clear point of view.</w:t>
+      </w:r>
+    </w:p>
+    <w:p>
+      <w:pPr>
+        <w:rPr/>
+      </w:pPr>
+      <w:r>
+        <w:rPr>
+          <w:rtl w:val="0"/>
+        </w:rPr>
+      </w:r>
+    </w:p>
+    <w:p>
+      <w:pPr>
+        <w:rPr>
+          <w:highlight w:val="yellow"/>
+        </w:rPr>
+      </w:pPr>
+      <w:r>
+        <w:rPr>
+          <w:highlight w:val="yellow"/>
           <w:rtl w:val="0"/>
         </w:rPr>
         <w:t xml:space="preserve">STYLD offers three styling packages, so the right level of investment matches your property and your campaign:</w:t>
@@ -24196,7 +23974,9 @@
     </w:p>
     <w:p>
       <w:pPr>
-        <w:rPr/>
+        <w:rPr>
+          <w:highlight w:val="yellow"/>
+        </w:rPr>
       </w:pPr>
       <w:r>
         <w:rPr>
@@ -24212,25 +23992,28 @@
         </w:numPr>
         <w:ind w:left="720" w:hanging="360"/>
         <w:rPr>
-          <w:u w:val="none"/>
-        </w:rPr>
-      </w:pPr>
-      <w:r>
-        <w:rPr>
-          <w:b w:val="1"/>
-          <w:bCs w:val="1"/>
+          <w:highlight w:val="yellow"/>
+        </w:rPr>
+      </w:pPr>
+      <w:r>
+        <w:rPr>
+          <w:b w:val="1"/>
+          <w:bCs w:val="1"/>
+          <w:highlight w:val="yellow"/>
           <w:rtl w:val="0"/>
         </w:rPr>
         <w:t xml:space="preserve">Market Ready</w:t>
       </w:r>
       <w:r>
         <w:rPr>
+          <w:highlight w:val="yellow"/>
           <w:rtl w:val="0"/>
         </w:rPr>
         <w:t xml:space="preserve">: </w:t>
       </w:r>
       <w:r>
         <w:rPr>
+          <w:highlight w:val="yellow"/>
           <w:rtl w:val="0"/>
         </w:rPr>
         <w:t xml:space="preserve">clean, professional presentation for rental listings and entry-to-mid-range homes.</w:t>
@@ -24244,25 +24027,28 @@
         </w:numPr>
         <w:ind w:left="720" w:hanging="360"/>
         <w:rPr>
-          <w:u w:val="none"/>
-        </w:rPr>
-      </w:pPr>
-      <w:r>
-        <w:rPr>
-          <w:b w:val="1"/>
-          <w:bCs w:val="1"/>
+          <w:highlight w:val="yellow"/>
+        </w:rPr>
+      </w:pPr>
+      <w:r>
+        <w:rPr>
+          <w:b w:val="1"/>
+          <w:bCs w:val="1"/>
+          <w:highlight w:val="yellow"/>
           <w:rtl w:val="0"/>
         </w:rPr>
         <w:t xml:space="preserve">Signature</w:t>
       </w:r>
       <w:r>
         <w:rPr>
+          <w:highlight w:val="yellow"/>
           <w:rtl w:val="0"/>
         </w:rPr>
         <w:t xml:space="preserve">: </w:t>
       </w:r>
       <w:r>
         <w:rPr>
+          <w:highlight w:val="yellow"/>
           <w:rtl w:val="0"/>
         </w:rPr>
         <w:t xml:space="preserve">our most popular tier, shaped to build emotional connection across most residential sales.</w:t>
@@ -24276,25 +24062,28 @@
         </w:numPr>
         <w:ind w:left="720" w:hanging="360"/>
         <w:rPr>
-          <w:u w:val="none"/>
-        </w:rPr>
-      </w:pPr>
-      <w:r>
-        <w:rPr>
-          <w:b w:val="1"/>
-          <w:bCs w:val="1"/>
+          <w:highlight w:val="yellow"/>
+        </w:rPr>
+      </w:pPr>
+      <w:r>
+        <w:rPr>
+          <w:b w:val="1"/>
+          <w:bCs w:val="1"/>
+          <w:highlight w:val="yellow"/>
           <w:rtl w:val="0"/>
         </w:rPr>
         <w:t xml:space="preserve">Premium</w:t>
       </w:r>
       <w:r>
         <w:rPr>
+          <w:highlight w:val="yellow"/>
           <w:rtl w:val="0"/>
         </w:rPr>
         <w:t xml:space="preserve">: </w:t>
       </w:r>
       <w:r>
         <w:rPr>
+          <w:highlight w:val="yellow"/>
           <w:rtl w:val="0"/>
         </w:rPr>
         <w:t xml:space="preserve">an elevated, show-home feel for high-end residences and new developments.</w:t>
@@ -24302,20 +24091,25 @@
     </w:p>
     <w:p>
       <w:pPr>
-        <w:rPr/>
-      </w:pPr>
-      <w:r>
-        <w:rPr>
-          <w:rtl w:val="0"/>
-        </w:rPr>
-      </w:r>
-    </w:p>
-    <w:p>
-      <w:pPr>
-        <w:rPr/>
-      </w:pPr>
-      <w:r>
-        <w:rPr>
+        <w:rPr>
+          <w:highlight w:val="yellow"/>
+        </w:rPr>
+      </w:pPr>
+      <w:r>
+        <w:rPr>
+          <w:rtl w:val="0"/>
+        </w:rPr>
+      </w:r>
+    </w:p>
+    <w:p>
+      <w:pPr>
+        <w:rPr>
+          <w:highlight w:val="yellow"/>
+        </w:rPr>
+      </w:pPr>
+      <w:r>
+        <w:rPr>
+          <w:highlight w:val="yellow"/>
           <w:rtl w:val="0"/>
         </w:rPr>
         <w:t xml:space="preserve">Already have pieces that work? Partial styling is available for occupied homes, letting us enhance rather than replace what's already there. Book your in-person walkthrough to start with a tailored quote.</w:t>
@@ -24525,24 +24319,6 @@
           <w:rtl w:val="0"/>
         </w:rPr>
         <w:t xml:space="preserve">Seamless process: walkthrough, concept, install and collection all managed in-house</w:t>
-      </w:r>
-    </w:p>
-    <w:p>
-      <w:pPr>
-        <w:numPr>
-          <w:ilvl w:val="0"/>
-          <w:numId w:val="46"/>
-        </w:numPr>
-        <w:ind w:left="720" w:hanging="360"/>
-        <w:rPr>
-          <w:u w:val="none"/>
-        </w:rPr>
-      </w:pPr>
-      <w:r>
-        <w:rPr>
-          <w:rtl w:val="0"/>
-        </w:rPr>
-        <w:t xml:space="preserve">Studio-level artwork, fresh florals, layered textures and feature lighting included</w:t>
       </w:r>
     </w:p>
     <w:p>
@@ -25461,7 +25237,7 @@
         <w:rPr>
           <w:rtl w:val="0"/>
         </w:rPr>
-        <w:t xml:space="preserve">Artwork curation and studio artwork installation</w:t>
+        <w:t xml:space="preserve">Fresh florals, greenery and feature lighting (add-on only)</w:t>
       </w:r>
     </w:p>
     <w:p>
@@ -25479,24 +25255,6 @@
         <w:rPr>
           <w:rtl w:val="0"/>
         </w:rPr>
-        <w:t xml:space="preserve">Fresh florals, greenery and feature lighting</w:t>
-      </w:r>
-    </w:p>
-    <w:p>
-      <w:pPr>
-        <w:numPr>
-          <w:ilvl w:val="0"/>
-          <w:numId w:val="48"/>
-        </w:numPr>
-        <w:ind w:left="720" w:hanging="360"/>
-        <w:rPr>
-          <w:u w:val="none"/>
-        </w:rPr>
-      </w:pPr>
-      <w:r>
-        <w:rPr>
-          <w:rtl w:val="0"/>
-        </w:rPr>
         <w:t xml:space="preserve">Six-week campaign styling, with extension options</w:t>
       </w:r>
     </w:p>
@@ -25525,20 +25283,24 @@
         <w:rPr>
           <w:b w:val="1"/>
           <w:bCs w:val="1"/>
-        </w:rPr>
-      </w:pPr>
-      <w:r>
-        <w:rPr>
-          <w:b w:val="1"/>
-          <w:bCs w:val="1"/>
-          <w:rtl w:val="0"/>
-        </w:rPr>
-        <w:t xml:space="preserve">H3: Three Package Tiers for Every Property</w:t>
-      </w:r>
-    </w:p>
-    <w:p>
-      <w:pPr>
-        <w:rPr/>
+          <w:highlight w:val="yellow"/>
+        </w:rPr>
+      </w:pPr>
+      <w:r>
+        <w:rPr>
+          <w:b w:val="1"/>
+          <w:bCs w:val="1"/>
+          <w:highlight w:val="yellow"/>
+          <w:rtl w:val="0"/>
+        </w:rPr>
+        <w:t xml:space="preserve">H3: Three Package Options for Your Property</w:t>
+      </w:r>
+    </w:p>
+    <w:p>
+      <w:pPr>
+        <w:rPr>
+          <w:highlight w:val="yellow"/>
+        </w:rPr>
       </w:pPr>
       <w:r>
         <w:rPr>
@@ -25554,25 +25316,28 @@
         </w:numPr>
         <w:ind w:left="720" w:hanging="360"/>
         <w:rPr>
-          <w:u w:val="none"/>
-        </w:rPr>
-      </w:pPr>
-      <w:r>
-        <w:rPr>
-          <w:b w:val="1"/>
-          <w:bCs w:val="1"/>
+          <w:highlight w:val="yellow"/>
+        </w:rPr>
+      </w:pPr>
+      <w:r>
+        <w:rPr>
+          <w:b w:val="1"/>
+          <w:bCs w:val="1"/>
+          <w:highlight w:val="yellow"/>
           <w:rtl w:val="0"/>
         </w:rPr>
         <w:t xml:space="preserve">Market Ready</w:t>
       </w:r>
       <w:r>
         <w:rPr>
+          <w:highlight w:val="yellow"/>
           <w:rtl w:val="0"/>
         </w:rPr>
         <w:t xml:space="preserve">: well </w:t>
       </w:r>
       <w:r>
         <w:rPr>
+          <w:highlight w:val="yellow"/>
           <w:rtl w:val="0"/>
         </w:rPr>
         <w:t xml:space="preserve">suited to rental listings, as well as lower to mid-range homes that need a clean, professional finish.</w:t>
@@ -25586,25 +25351,28 @@
         </w:numPr>
         <w:ind w:left="720" w:hanging="360"/>
         <w:rPr>
-          <w:u w:val="none"/>
-        </w:rPr>
-      </w:pPr>
-      <w:r>
-        <w:rPr>
-          <w:b w:val="1"/>
-          <w:bCs w:val="1"/>
+          <w:highlight w:val="yellow"/>
+        </w:rPr>
+      </w:pPr>
+      <w:r>
+        <w:rPr>
+          <w:b w:val="1"/>
+          <w:bCs w:val="1"/>
+          <w:highlight w:val="yellow"/>
           <w:rtl w:val="0"/>
         </w:rPr>
         <w:t xml:space="preserve">Signature</w:t>
       </w:r>
       <w:r>
         <w:rPr>
+          <w:highlight w:val="yellow"/>
           <w:rtl w:val="0"/>
         </w:rPr>
         <w:t xml:space="preserve">: </w:t>
       </w:r>
       <w:r>
         <w:rPr>
+          <w:highlight w:val="yellow"/>
           <w:rtl w:val="0"/>
         </w:rPr>
         <w:t xml:space="preserve">our most popular tier, built for most residential sales chasing emotional connection with buyers.</w:t>
@@ -25618,25 +25386,28 @@
         </w:numPr>
         <w:ind w:left="720" w:hanging="360"/>
         <w:rPr>
-          <w:u w:val="none"/>
-        </w:rPr>
-      </w:pPr>
-      <w:r>
-        <w:rPr>
-          <w:b w:val="1"/>
-          <w:bCs w:val="1"/>
+          <w:highlight w:val="yellow"/>
+        </w:rPr>
+      </w:pPr>
+      <w:r>
+        <w:rPr>
+          <w:b w:val="1"/>
+          <w:bCs w:val="1"/>
+          <w:highlight w:val="yellow"/>
           <w:rtl w:val="0"/>
         </w:rPr>
         <w:t xml:space="preserve">Premium</w:t>
       </w:r>
       <w:r>
         <w:rPr>
+          <w:highlight w:val="yellow"/>
           <w:rtl w:val="0"/>
         </w:rPr>
         <w:t xml:space="preserve">: </w:t>
       </w:r>
       <w:r>
         <w:rPr>
+          <w:highlight w:val="yellow"/>
           <w:rtl w:val="0"/>
         </w:rPr>
         <w:t xml:space="preserve">high-end homes and developments wanting a refined, show-home presentation.</w:t>
@@ -25644,20 +25415,25 @@
     </w:p>
     <w:p>
       <w:pPr>
-        <w:rPr/>
-      </w:pPr>
-      <w:r>
-        <w:rPr>
-          <w:rtl w:val="0"/>
-        </w:rPr>
-      </w:r>
-    </w:p>
-    <w:p>
-      <w:pPr>
-        <w:rPr/>
-      </w:pPr>
-      <w:r>
-        <w:rPr>
+        <w:rPr>
+          <w:highlight w:val="yellow"/>
+        </w:rPr>
+      </w:pPr>
+      <w:r>
+        <w:rPr>
+          <w:rtl w:val="0"/>
+        </w:rPr>
+      </w:r>
+    </w:p>
+    <w:p>
+      <w:pPr>
+        <w:rPr>
+          <w:highlight w:val="yellow"/>
+        </w:rPr>
+      </w:pPr>
+      <w:r>
+        <w:rPr>
+          <w:highlight w:val="yellow"/>
           <w:rtl w:val="0"/>
         </w:rPr>
         <w:t xml:space="preserve">A dedicated stylist with years of industry experience leads every project, backed by trusted partners (movers, painters, cleaners and landscapers) so agents and vendors get a true one-stop service.</w:t>
@@ -25832,24 +25608,6 @@
         <w:rPr>
           <w:rtl w:val="0"/>
         </w:rPr>
-        <w:t xml:space="preserve">Studio-level artwork included across all packages</w:t>
-      </w:r>
-    </w:p>
-    <w:p>
-      <w:pPr>
-        <w:numPr>
-          <w:ilvl w:val="0"/>
-          <w:numId w:val="13"/>
-        </w:numPr>
-        <w:ind w:left="720" w:hanging="360"/>
-        <w:rPr>
-          <w:u w:val="none"/>
-        </w:rPr>
-      </w:pPr>
-      <w:r>
-        <w:rPr>
-          <w:rtl w:val="0"/>
-        </w:rPr>
         <w:t xml:space="preserve">Free quotes following your in-person walkthrough</w:t>
       </w:r>
     </w:p>
@@ -25980,7 +25738,7 @@
         <w:rPr>
           <w:rtl w:val="0"/>
         </w:rPr>
-        <w:t xml:space="preserve">Partial styling works particularly well in occupied homes, where selected furniture, artwork and accessories lift the overall presentation without the need for a full install.</w:t>
+        <w:t xml:space="preserve">Partial styling works particularly well in occupied homes, where design aspects are carefully chosen to lift the overall presentation without the need for a full install.</w:t>
       </w:r>
     </w:p>
     <w:p>
